--- a/Documents RAG/Note de Cadrage - Scandinavie - Montants(Eng).docx
+++ b/Documents RAG/Note de Cadrage - Scandinavie - Montants(Eng).docx
@@ -4,976 +4,1027 @@
   <w:body>
     <w:p>
       <w:pPr>
-        <w:rPr>
-          <w:rFonts w:ascii="Segoe UI" w:eastAsia="Times New Roman" w:hAnsi="Segoe UI" w:cs="Segoe UI"/>
-          <w:b/>
-          <w:bCs/>
-          <w:color w:val="404040"/>
-          <w:kern w:val="0"/>
+        <w:pStyle w:val="Titre3"/>
+        <w:rPr>
+          <w:rFonts w:ascii="Segoe UI" w:hAnsi="Segoe UI" w:cs="Segoe UI"/>
+          <w:color w:val="404040"/>
           <w:sz w:val="27"/>
           <w:szCs w:val="27"/>
-          <w:lang w:eastAsia="fr-FR"/>
-          <w14:ligatures w14:val="none"/>
         </w:rPr>
       </w:pPr>
       <w:proofErr w:type="spellStart"/>
       <w:r>
         <w:rPr>
-          <w:rFonts w:ascii="Segoe UI" w:eastAsia="Times New Roman" w:hAnsi="Segoe UI" w:cs="Segoe UI"/>
-          <w:b/>
-          <w:bCs/>
-          <w:color w:val="404040"/>
-          <w:kern w:val="0"/>
-          <w:sz w:val="27"/>
-          <w:szCs w:val="27"/>
-          <w:lang w:eastAsia="fr-FR"/>
-          <w14:ligatures w14:val="none"/>
+          <w:rStyle w:val="lev"/>
+          <w:rFonts w:ascii="Segoe UI" w:hAnsi="Segoe UI" w:cs="Segoe UI"/>
+          <w:b w:val="0"/>
+          <w:bCs w:val="0"/>
+          <w:color w:val="404040"/>
         </w:rPr>
         <w:t>Scandinavia</w:t>
       </w:r>
       <w:proofErr w:type="spellEnd"/>
       <w:r>
         <w:rPr>
-          <w:rFonts w:ascii="Segoe UI" w:eastAsia="Times New Roman" w:hAnsi="Segoe UI" w:cs="Segoe UI"/>
-          <w:b/>
-          <w:bCs/>
-          <w:color w:val="404040"/>
-          <w:kern w:val="0"/>
-          <w:sz w:val="27"/>
-          <w:szCs w:val="27"/>
-          <w:lang w:eastAsia="fr-FR"/>
-          <w14:ligatures w14:val="none"/>
-        </w:rPr>
-        <w:t xml:space="preserve"> (</w:t>
+          <w:rStyle w:val="lev"/>
+          <w:rFonts w:ascii="Segoe UI" w:hAnsi="Segoe UI" w:cs="Segoe UI"/>
+          <w:b w:val="0"/>
+          <w:bCs w:val="0"/>
+          <w:color w:val="404040"/>
+        </w:rPr>
+        <w:t xml:space="preserve">: </w:t>
       </w:r>
       <w:proofErr w:type="spellStart"/>
       <w:r>
         <w:rPr>
-          <w:rFonts w:ascii="Segoe UI" w:eastAsia="Times New Roman" w:hAnsi="Segoe UI" w:cs="Segoe UI"/>
-          <w:b/>
-          <w:bCs/>
-          <w:color w:val="404040"/>
-          <w:kern w:val="0"/>
-          <w:sz w:val="27"/>
-          <w:szCs w:val="27"/>
-          <w:lang w:eastAsia="fr-FR"/>
-          <w14:ligatures w14:val="none"/>
+          <w:rStyle w:val="lev"/>
+          <w:rFonts w:ascii="Segoe UI" w:hAnsi="Segoe UI" w:cs="Segoe UI"/>
+          <w:b w:val="0"/>
+          <w:bCs w:val="0"/>
+          <w:color w:val="404040"/>
         </w:rPr>
         <w:t>Finland</w:t>
       </w:r>
       <w:proofErr w:type="spellEnd"/>
       <w:r>
         <w:rPr>
-          <w:rFonts w:ascii="Segoe UI" w:eastAsia="Times New Roman" w:hAnsi="Segoe UI" w:cs="Segoe UI"/>
-          <w:b/>
-          <w:bCs/>
-          <w:color w:val="404040"/>
-          <w:kern w:val="0"/>
-          <w:sz w:val="27"/>
-          <w:szCs w:val="27"/>
-          <w:lang w:eastAsia="fr-FR"/>
-          <w14:ligatures w14:val="none"/>
-        </w:rPr>
-        <w:t xml:space="preserve">, </w:t>
+          <w:rStyle w:val="lev"/>
+          <w:rFonts w:ascii="Segoe UI" w:hAnsi="Segoe UI" w:cs="Segoe UI"/>
+          <w:b w:val="0"/>
+          <w:bCs w:val="0"/>
+          <w:color w:val="404040"/>
+        </w:rPr>
+        <w:t xml:space="preserve"> &amp; </w:t>
       </w:r>
       <w:proofErr w:type="spellStart"/>
       <w:r>
         <w:rPr>
-          <w:rFonts w:ascii="Segoe UI" w:eastAsia="Times New Roman" w:hAnsi="Segoe UI" w:cs="Segoe UI"/>
-          <w:b/>
-          <w:bCs/>
-          <w:color w:val="404040"/>
-          <w:kern w:val="0"/>
-          <w:sz w:val="27"/>
-          <w:szCs w:val="27"/>
-          <w:lang w:eastAsia="fr-FR"/>
-          <w14:ligatures w14:val="none"/>
+          <w:rStyle w:val="lev"/>
+          <w:rFonts w:ascii="Segoe UI" w:hAnsi="Segoe UI" w:cs="Segoe UI"/>
+          <w:b w:val="0"/>
+          <w:bCs w:val="0"/>
+          <w:color w:val="404040"/>
         </w:rPr>
         <w:t>Sweden</w:t>
-      </w:r>
-      <w:proofErr w:type="spellEnd"/>
-      <w:r>
-        <w:rPr>
-          <w:rFonts w:ascii="Segoe UI" w:eastAsia="Times New Roman" w:hAnsi="Segoe UI" w:cs="Segoe UI"/>
-          <w:b/>
-          <w:bCs/>
-          <w:color w:val="404040"/>
-          <w:kern w:val="0"/>
-          <w:sz w:val="27"/>
-          <w:szCs w:val="27"/>
-          <w:lang w:eastAsia="fr-FR"/>
-          <w14:ligatures w14:val="none"/>
-        </w:rPr>
-        <w:t>)</w:t>
-      </w:r>
-    </w:p>
-    <w:p>
-      <w:pPr>
-        <w:rPr>
-          <w:rFonts w:ascii="Segoe UI" w:eastAsia="Times New Roman" w:hAnsi="Segoe UI" w:cs="Segoe UI"/>
-          <w:b/>
-          <w:bCs/>
-          <w:color w:val="404040"/>
-          <w:kern w:val="0"/>
-          <w:sz w:val="27"/>
-          <w:szCs w:val="27"/>
-          <w:lang w:eastAsia="fr-FR"/>
-          <w14:ligatures w14:val="none"/>
-        </w:rPr>
-      </w:pPr>
-      <w:r>
-        <w:rPr>
-          <w:rFonts w:ascii="Segoe UI" w:eastAsia="Times New Roman" w:hAnsi="Segoe UI" w:cs="Segoe UI"/>
-          <w:b/>
-          <w:bCs/>
-          <w:color w:val="404040"/>
-          <w:kern w:val="0"/>
-          <w:sz w:val="27"/>
-          <w:szCs w:val="27"/>
-          <w:lang w:eastAsia="fr-FR"/>
-          <w14:ligatures w14:val="none"/>
-        </w:rPr>
-        <w:t xml:space="preserve">2024 Performance </w:t>
-      </w:r>
-      <w:proofErr w:type="spellStart"/>
-      <w:r>
-        <w:rPr>
-          <w:rFonts w:ascii="Segoe UI" w:eastAsia="Times New Roman" w:hAnsi="Segoe UI" w:cs="Segoe UI"/>
-          <w:b/>
-          <w:bCs/>
-          <w:color w:val="404040"/>
-          <w:kern w:val="0"/>
-          <w:sz w:val="27"/>
-          <w:szCs w:val="27"/>
-          <w:lang w:eastAsia="fr-FR"/>
-          <w14:ligatures w14:val="none"/>
-        </w:rPr>
-        <w:t>Analysis</w:t>
       </w:r>
       <w:proofErr w:type="spellEnd"/>
     </w:p>
     <w:p>
       <w:pPr>
-        <w:numPr>
-          <w:ilvl w:val="0"/>
-          <w:numId w:val="16"/>
-        </w:numPr>
-        <w:rPr>
-          <w:rFonts w:ascii="Segoe UI" w:eastAsia="Times New Roman" w:hAnsi="Segoe UI" w:cs="Segoe UI"/>
-          <w:b/>
-          <w:bCs/>
-          <w:color w:val="404040"/>
-          <w:kern w:val="0"/>
-          <w:sz w:val="27"/>
-          <w:szCs w:val="27"/>
-          <w:lang w:val="en-US" w:eastAsia="fr-FR"/>
-          <w14:ligatures w14:val="none"/>
-        </w:rPr>
-      </w:pPr>
-      <w:r>
-        <w:rPr>
-          <w:rFonts w:ascii="Segoe UI" w:eastAsia="Times New Roman" w:hAnsi="Segoe UI" w:cs="Segoe UI"/>
-          <w:b/>
-          <w:bCs/>
-          <w:color w:val="404040"/>
-          <w:kern w:val="0"/>
-          <w:sz w:val="27"/>
-          <w:szCs w:val="27"/>
-          <w:lang w:val="en-US" w:eastAsia="fr-FR"/>
-          <w14:ligatures w14:val="none"/>
-        </w:rPr>
-        <w:t>Total Sales: €247,125.2k (Peaks in June-July: +20% vs annual average).</w:t>
-      </w:r>
-    </w:p>
-    <w:p>
-      <w:pPr>
-        <w:numPr>
-          <w:ilvl w:val="0"/>
-          <w:numId w:val="16"/>
-        </w:numPr>
-        <w:rPr>
-          <w:rFonts w:ascii="Segoe UI" w:eastAsia="Times New Roman" w:hAnsi="Segoe UI" w:cs="Segoe UI"/>
-          <w:b/>
-          <w:bCs/>
-          <w:color w:val="404040"/>
-          <w:kern w:val="0"/>
-          <w:sz w:val="27"/>
-          <w:szCs w:val="27"/>
-          <w:lang w:val="en-US" w:eastAsia="fr-FR"/>
-          <w14:ligatures w14:val="none"/>
-        </w:rPr>
-      </w:pPr>
-      <w:r>
-        <w:rPr>
-          <w:rFonts w:ascii="Segoe UI" w:eastAsia="Times New Roman" w:hAnsi="Segoe UI" w:cs="Segoe UI"/>
-          <w:b/>
-          <w:bCs/>
-          <w:color w:val="404040"/>
-          <w:kern w:val="0"/>
-          <w:sz w:val="27"/>
-          <w:szCs w:val="27"/>
-          <w:lang w:val="en-US" w:eastAsia="fr-FR"/>
-          <w14:ligatures w14:val="none"/>
-        </w:rPr>
-        <w:t>Total Costs: €155,648.2k (Q4 surge: +15% due to winter maintenance).</w:t>
-      </w:r>
-    </w:p>
-    <w:p>
-      <w:pPr>
-        <w:numPr>
-          <w:ilvl w:val="0"/>
-          <w:numId w:val="16"/>
-        </w:numPr>
-        <w:rPr>
-          <w:rFonts w:ascii="Segoe UI" w:eastAsia="Times New Roman" w:hAnsi="Segoe UI" w:cs="Segoe UI"/>
-          <w:b/>
-          <w:bCs/>
-          <w:color w:val="404040"/>
-          <w:kern w:val="0"/>
-          <w:sz w:val="27"/>
-          <w:szCs w:val="27"/>
-          <w:lang w:eastAsia="fr-FR"/>
-          <w14:ligatures w14:val="none"/>
-        </w:rPr>
-      </w:pPr>
-      <w:r>
-        <w:rPr>
-          <w:rFonts w:ascii="Segoe UI" w:eastAsia="Times New Roman" w:hAnsi="Segoe UI" w:cs="Segoe UI"/>
-          <w:b/>
-          <w:bCs/>
-          <w:color w:val="404040"/>
-          <w:kern w:val="0"/>
-          <w:sz w:val="27"/>
-          <w:szCs w:val="27"/>
-          <w:lang w:eastAsia="fr-FR"/>
-          <w14:ligatures w14:val="none"/>
-        </w:rPr>
-        <w:t xml:space="preserve">Net </w:t>
-      </w:r>
+        <w:pStyle w:val="Titre4"/>
+        <w:rPr>
+          <w:rFonts w:ascii="Segoe UI" w:hAnsi="Segoe UI" w:cs="Segoe UI"/>
+          <w:color w:val="404040"/>
+        </w:rPr>
+      </w:pPr>
       <w:proofErr w:type="spellStart"/>
       <w:r>
         <w:rPr>
-          <w:rFonts w:ascii="Segoe UI" w:eastAsia="Times New Roman" w:hAnsi="Segoe UI" w:cs="Segoe UI"/>
-          <w:b/>
-          <w:bCs/>
-          <w:color w:val="404040"/>
-          <w:kern w:val="0"/>
-          <w:sz w:val="27"/>
-          <w:szCs w:val="27"/>
-          <w:lang w:eastAsia="fr-FR"/>
-          <w14:ligatures w14:val="none"/>
-        </w:rPr>
-        <w:t>Margin</w:t>
-      </w:r>
-      <w:proofErr w:type="spellEnd"/>
-      <w:r>
-        <w:rPr>
-          <w:rFonts w:ascii="Segoe UI" w:eastAsia="Times New Roman" w:hAnsi="Segoe UI" w:cs="Segoe UI"/>
-          <w:b/>
-          <w:bCs/>
-          <w:color w:val="404040"/>
-          <w:kern w:val="0"/>
-          <w:sz w:val="27"/>
-          <w:szCs w:val="27"/>
-          <w:lang w:eastAsia="fr-FR"/>
-          <w14:ligatures w14:val="none"/>
-        </w:rPr>
-        <w:t xml:space="preserve">: 37% (Drop to 32% in </w:t>
-      </w:r>
-      <w:proofErr w:type="spellStart"/>
-      <w:r>
-        <w:rPr>
-          <w:rFonts w:ascii="Segoe UI" w:eastAsia="Times New Roman" w:hAnsi="Segoe UI" w:cs="Segoe UI"/>
-          <w:b/>
-          <w:bCs/>
-          <w:color w:val="404040"/>
-          <w:kern w:val="0"/>
-          <w:sz w:val="27"/>
-          <w:szCs w:val="27"/>
-          <w:lang w:eastAsia="fr-FR"/>
-          <w14:ligatures w14:val="none"/>
-        </w:rPr>
-        <w:t>December</w:t>
-      </w:r>
-      <w:proofErr w:type="spellEnd"/>
-      <w:r>
-        <w:rPr>
-          <w:rFonts w:ascii="Segoe UI" w:eastAsia="Times New Roman" w:hAnsi="Segoe UI" w:cs="Segoe UI"/>
-          <w:b/>
-          <w:bCs/>
-          <w:color w:val="404040"/>
-          <w:kern w:val="0"/>
-          <w:sz w:val="27"/>
-          <w:szCs w:val="27"/>
-          <w:lang w:eastAsia="fr-FR"/>
-          <w14:ligatures w14:val="none"/>
-        </w:rPr>
-        <w:t>).</w:t>
-      </w:r>
-    </w:p>
-    <w:p>
-      <w:pPr>
-        <w:rPr>
-          <w:rFonts w:ascii="Segoe UI" w:eastAsia="Times New Roman" w:hAnsi="Segoe UI" w:cs="Segoe UI"/>
-          <w:b/>
-          <w:bCs/>
-          <w:color w:val="404040"/>
-          <w:kern w:val="0"/>
-          <w:sz w:val="27"/>
-          <w:szCs w:val="27"/>
-          <w:lang w:eastAsia="fr-FR"/>
-          <w14:ligatures w14:val="none"/>
-        </w:rPr>
-      </w:pPr>
-      <w:r>
-        <w:rPr>
-          <w:rFonts w:ascii="Segoe UI" w:eastAsia="Times New Roman" w:hAnsi="Segoe UI" w:cs="Segoe UI"/>
-          <w:b/>
-          <w:bCs/>
-          <w:color w:val="404040"/>
-          <w:kern w:val="0"/>
-          <w:sz w:val="27"/>
-          <w:szCs w:val="27"/>
-          <w:lang w:eastAsia="fr-FR"/>
-          <w14:ligatures w14:val="none"/>
-        </w:rPr>
-        <w:t xml:space="preserve">2025 </w:t>
-      </w:r>
-      <w:proofErr w:type="spellStart"/>
-      <w:r>
-        <w:rPr>
-          <w:rFonts w:ascii="Segoe UI" w:eastAsia="Times New Roman" w:hAnsi="Segoe UI" w:cs="Segoe UI"/>
-          <w:b/>
-          <w:bCs/>
-          <w:color w:val="404040"/>
-          <w:kern w:val="0"/>
-          <w:sz w:val="27"/>
-          <w:szCs w:val="27"/>
-          <w:lang w:eastAsia="fr-FR"/>
-          <w14:ligatures w14:val="none"/>
-        </w:rPr>
-        <w:t>Targets</w:t>
+          <w:rStyle w:val="lev"/>
+          <w:rFonts w:ascii="Segoe UI" w:hAnsi="Segoe UI" w:cs="Segoe UI"/>
+          <w:b w:val="0"/>
+          <w:bCs w:val="0"/>
+          <w:color w:val="404040"/>
+        </w:rPr>
+        <w:t>Finland</w:t>
       </w:r>
       <w:proofErr w:type="spellEnd"/>
     </w:p>
     <w:p>
       <w:pPr>
+        <w:pStyle w:val="NormalWeb"/>
         <w:numPr>
           <w:ilvl w:val="0"/>
-          <w:numId w:val="17"/>
+          <w:numId w:val="23"/>
         </w:numPr>
-        <w:rPr>
-          <w:rFonts w:ascii="Segoe UI" w:eastAsia="Times New Roman" w:hAnsi="Segoe UI" w:cs="Segoe UI"/>
-          <w:b/>
-          <w:bCs/>
-          <w:color w:val="404040"/>
-          <w:kern w:val="0"/>
-          <w:sz w:val="27"/>
-          <w:szCs w:val="27"/>
-          <w:lang w:eastAsia="fr-FR"/>
-          <w14:ligatures w14:val="none"/>
-        </w:rPr>
-      </w:pPr>
-      <w:r>
-        <w:rPr>
-          <w:rFonts w:ascii="Segoe UI" w:eastAsia="Times New Roman" w:hAnsi="Segoe UI" w:cs="Segoe UI"/>
-          <w:b/>
-          <w:bCs/>
-          <w:color w:val="404040"/>
-          <w:kern w:val="0"/>
-          <w:sz w:val="27"/>
-          <w:szCs w:val="27"/>
-          <w:lang w:eastAsia="fr-FR"/>
-          <w14:ligatures w14:val="none"/>
-        </w:rPr>
-        <w:t xml:space="preserve">Sales </w:t>
-      </w:r>
-      <w:proofErr w:type="spellStart"/>
-      <w:r>
-        <w:rPr>
-          <w:rFonts w:ascii="Segoe UI" w:eastAsia="Times New Roman" w:hAnsi="Segoe UI" w:cs="Segoe UI"/>
-          <w:b/>
-          <w:bCs/>
-          <w:color w:val="404040"/>
-          <w:kern w:val="0"/>
-          <w:sz w:val="27"/>
-          <w:szCs w:val="27"/>
-          <w:lang w:eastAsia="fr-FR"/>
-          <w14:ligatures w14:val="none"/>
-        </w:rPr>
-        <w:t>Growth</w:t>
-      </w:r>
-      <w:proofErr w:type="spellEnd"/>
-      <w:r>
-        <w:rPr>
-          <w:rFonts w:ascii="Segoe UI" w:eastAsia="Times New Roman" w:hAnsi="Segoe UI" w:cs="Segoe UI"/>
-          <w:b/>
-          <w:bCs/>
-          <w:color w:val="404040"/>
-          <w:kern w:val="0"/>
-          <w:sz w:val="27"/>
-          <w:szCs w:val="27"/>
-          <w:lang w:eastAsia="fr-FR"/>
-          <w14:ligatures w14:val="none"/>
-        </w:rPr>
-        <w:t>: €257,010.2k.</w:t>
+        <w:spacing w:before="0" w:beforeAutospacing="0" w:after="60" w:afterAutospacing="0"/>
+        <w:rPr>
+          <w:rFonts w:ascii="Segoe UI" w:hAnsi="Segoe UI" w:cs="Segoe UI"/>
+          <w:color w:val="404040"/>
+        </w:rPr>
+      </w:pPr>
+      <w:r>
+        <w:rPr>
+          <w:rStyle w:val="lev"/>
+          <w:rFonts w:ascii="Segoe UI" w:eastAsiaTheme="majorEastAsia" w:hAnsi="Segoe UI" w:cs="Segoe UI"/>
+          <w:color w:val="404040"/>
+        </w:rPr>
+        <w:t>Sales/Revenues</w:t>
+      </w:r>
+      <w:r>
+        <w:rPr>
+          <w:rFonts w:ascii="Segoe UI" w:hAnsi="Segoe UI" w:cs="Segoe UI"/>
+          <w:color w:val="404040"/>
+        </w:rPr>
+        <w:t>:</w:t>
       </w:r>
     </w:p>
     <w:p>
       <w:pPr>
+        <w:pStyle w:val="NormalWeb"/>
+        <w:numPr>
+          <w:ilvl w:val="1"/>
+          <w:numId w:val="23"/>
+        </w:numPr>
+        <w:spacing w:before="0" w:beforeAutospacing="0" w:after="0" w:afterAutospacing="0"/>
+        <w:rPr>
+          <w:rFonts w:ascii="Segoe UI" w:hAnsi="Segoe UI" w:cs="Segoe UI"/>
+          <w:color w:val="404040"/>
+          <w:lang w:val="en-US"/>
+        </w:rPr>
+      </w:pPr>
+      <w:r>
+        <w:rPr>
+          <w:rStyle w:val="lev"/>
+          <w:rFonts w:ascii="Segoe UI" w:eastAsiaTheme="majorEastAsia" w:hAnsi="Segoe UI" w:cs="Segoe UI"/>
+          <w:color w:val="404040"/>
+          <w:lang w:val="en-US"/>
+        </w:rPr>
+        <w:t>Fuel Sales</w:t>
+      </w:r>
+      <w:r>
+        <w:rPr>
+          <w:rFonts w:ascii="Segoe UI" w:hAnsi="Segoe UI" w:cs="Segoe UI"/>
+          <w:color w:val="404040"/>
+          <w:lang w:val="en-US"/>
+        </w:rPr>
+        <w:t>:</w:t>
+      </w:r>
+    </w:p>
+    <w:p>
+      <w:pPr>
+        <w:pStyle w:val="NormalWeb"/>
+        <w:spacing w:before="0" w:beforeAutospacing="0" w:after="0" w:afterAutospacing="0"/>
+        <w:ind w:left="1440"/>
+        <w:rPr>
+          <w:rFonts w:ascii="Segoe UI" w:hAnsi="Segoe UI" w:cs="Segoe UI"/>
+          <w:color w:val="404040"/>
+          <w:lang w:val="en-US"/>
+        </w:rPr>
+      </w:pPr>
+      <w:r>
+        <w:rPr>
+          <w:rStyle w:val="lev"/>
+          <w:rFonts w:ascii="Segoe UI" w:eastAsiaTheme="majorEastAsia" w:hAnsi="Segoe UI" w:cs="Segoe UI"/>
+          <w:color w:val="404040"/>
+          <w:lang w:val="en-US"/>
+        </w:rPr>
+        <w:t>Target</w:t>
+      </w:r>
+      <w:r>
+        <w:rPr>
+          <w:rStyle w:val="lev"/>
+          <w:rFonts w:ascii="Segoe UI" w:eastAsiaTheme="majorEastAsia" w:hAnsi="Segoe UI" w:cs="Segoe UI"/>
+          <w:color w:val="404040"/>
+          <w:lang w:val="en-US"/>
+        </w:rPr>
+        <w:t xml:space="preserve"> 2025</w:t>
+      </w:r>
+      <w:r>
+        <w:rPr>
+          <w:rStyle w:val="lev"/>
+          <w:rFonts w:ascii="Segoe UI" w:eastAsiaTheme="majorEastAsia" w:hAnsi="Segoe UI" w:cs="Segoe UI"/>
+          <w:color w:val="404040"/>
+          <w:lang w:val="en-US"/>
+        </w:rPr>
+        <w:t xml:space="preserve">: </w:t>
+      </w:r>
+      <w:r>
+        <w:rPr>
+          <w:rFonts w:ascii="Segoe UI" w:hAnsi="Segoe UI" w:cs="Segoe UI"/>
+          <w:color w:val="404040"/>
+          <w:lang w:val="en-US"/>
+        </w:rPr>
+        <w:t>€14,</w:t>
+      </w:r>
+      <w:r>
+        <w:rPr>
+          <w:rFonts w:ascii="Segoe UI" w:hAnsi="Segoe UI" w:cs="Segoe UI"/>
+          <w:color w:val="404040"/>
+          <w:lang w:val="en-US"/>
+        </w:rPr>
+        <w:t>200</w:t>
+      </w:r>
+      <w:r>
+        <w:rPr>
+          <w:rFonts w:ascii="Segoe UI" w:hAnsi="Segoe UI" w:cs="Segoe UI"/>
+          <w:color w:val="404040"/>
+          <w:lang w:val="en-US"/>
+        </w:rPr>
+        <w:t>k via Q2-Q3 promotions and EV charging partnerships.</w:t>
+      </w:r>
+    </w:p>
+    <w:p>
+      <w:pPr>
+        <w:pStyle w:val="NormalWeb"/>
+        <w:numPr>
+          <w:ilvl w:val="1"/>
+          <w:numId w:val="23"/>
+        </w:numPr>
+        <w:spacing w:before="0" w:beforeAutospacing="0" w:after="0" w:afterAutospacing="0"/>
+        <w:rPr>
+          <w:rFonts w:ascii="Segoe UI" w:hAnsi="Segoe UI" w:cs="Segoe UI"/>
+          <w:color w:val="404040"/>
+          <w:lang w:val="en-US"/>
+        </w:rPr>
+      </w:pPr>
+      <w:r>
+        <w:rPr>
+          <w:rStyle w:val="lev"/>
+          <w:rFonts w:ascii="Segoe UI" w:eastAsiaTheme="majorEastAsia" w:hAnsi="Segoe UI" w:cs="Segoe UI"/>
+          <w:color w:val="404040"/>
+          <w:lang w:val="en-US"/>
+        </w:rPr>
+        <w:t>Passenger Revenues</w:t>
+      </w:r>
+      <w:r>
+        <w:rPr>
+          <w:rFonts w:ascii="Segoe UI" w:hAnsi="Segoe UI" w:cs="Segoe UI"/>
+          <w:color w:val="404040"/>
+          <w:lang w:val="en-US"/>
+        </w:rPr>
+        <w:t xml:space="preserve">: </w:t>
+      </w:r>
+    </w:p>
+    <w:p>
+      <w:pPr>
+        <w:pStyle w:val="NormalWeb"/>
+        <w:spacing w:before="0" w:beforeAutospacing="0" w:after="0" w:afterAutospacing="0"/>
+        <w:ind w:left="1440"/>
+        <w:rPr>
+          <w:rFonts w:ascii="Segoe UI" w:hAnsi="Segoe UI" w:cs="Segoe UI"/>
+          <w:color w:val="404040"/>
+          <w:lang w:val="en-US"/>
+        </w:rPr>
+      </w:pPr>
+      <w:r>
+        <w:rPr>
+          <w:rStyle w:val="lev"/>
+          <w:rFonts w:ascii="Segoe UI" w:eastAsiaTheme="majorEastAsia" w:hAnsi="Segoe UI" w:cs="Segoe UI"/>
+          <w:color w:val="404040"/>
+          <w:lang w:val="en-US"/>
+        </w:rPr>
+        <w:t>Target</w:t>
+      </w:r>
+      <w:r>
+        <w:rPr>
+          <w:rStyle w:val="lev"/>
+          <w:rFonts w:ascii="Segoe UI" w:eastAsiaTheme="majorEastAsia" w:hAnsi="Segoe UI" w:cs="Segoe UI"/>
+          <w:color w:val="404040"/>
+          <w:lang w:val="en-US"/>
+        </w:rPr>
+        <w:t xml:space="preserve"> 2025</w:t>
+      </w:r>
+      <w:r>
+        <w:rPr>
+          <w:rFonts w:ascii="Segoe UI" w:hAnsi="Segoe UI" w:cs="Segoe UI"/>
+          <w:color w:val="404040"/>
+          <w:lang w:val="en-US"/>
+        </w:rPr>
+        <w:t>: €105,</w:t>
+      </w:r>
+      <w:r>
+        <w:rPr>
+          <w:rFonts w:ascii="Segoe UI" w:hAnsi="Segoe UI" w:cs="Segoe UI"/>
+          <w:color w:val="404040"/>
+          <w:lang w:val="en-US"/>
+        </w:rPr>
+        <w:t>500</w:t>
+      </w:r>
+      <w:r>
+        <w:rPr>
+          <w:rFonts w:ascii="Segoe UI" w:hAnsi="Segoe UI" w:cs="Segoe UI"/>
+          <w:color w:val="404040"/>
+          <w:lang w:val="en-US"/>
+        </w:rPr>
+        <w:t>k through loyalty program integration with tourism packages.</w:t>
+      </w:r>
+    </w:p>
+    <w:p>
+      <w:pPr>
+        <w:pStyle w:val="NormalWeb"/>
+        <w:numPr>
+          <w:ilvl w:val="1"/>
+          <w:numId w:val="23"/>
+        </w:numPr>
+        <w:spacing w:before="0" w:beforeAutospacing="0" w:after="0" w:afterAutospacing="0"/>
+        <w:rPr>
+          <w:rStyle w:val="lev"/>
+          <w:rFonts w:ascii="Segoe UI" w:hAnsi="Segoe UI" w:cs="Segoe UI"/>
+          <w:b w:val="0"/>
+          <w:bCs w:val="0"/>
+          <w:color w:val="404040"/>
+          <w:lang w:val="en-US"/>
+        </w:rPr>
+      </w:pPr>
+      <w:r>
+        <w:rPr>
+          <w:rStyle w:val="lev"/>
+          <w:rFonts w:ascii="Segoe UI" w:eastAsiaTheme="majorEastAsia" w:hAnsi="Segoe UI" w:cs="Segoe UI"/>
+          <w:color w:val="404040"/>
+          <w:lang w:val="en-US"/>
+        </w:rPr>
+        <w:t>Tourism Activity Revenues</w:t>
+      </w:r>
+      <w:r>
+        <w:rPr>
+          <w:rStyle w:val="lev"/>
+          <w:rFonts w:ascii="Segoe UI" w:eastAsiaTheme="majorEastAsia" w:hAnsi="Segoe UI" w:cs="Segoe UI"/>
+          <w:color w:val="404040"/>
+          <w:lang w:val="en-US"/>
+        </w:rPr>
+        <w:t>:</w:t>
+      </w:r>
+    </w:p>
+    <w:p>
+      <w:pPr>
+        <w:pStyle w:val="NormalWeb"/>
+        <w:spacing w:before="0" w:beforeAutospacing="0" w:after="0" w:afterAutospacing="0"/>
+        <w:ind w:left="1440"/>
+        <w:rPr>
+          <w:rFonts w:ascii="Segoe UI" w:hAnsi="Segoe UI" w:cs="Segoe UI"/>
+          <w:color w:val="404040"/>
+          <w:lang w:val="en-US"/>
+        </w:rPr>
+      </w:pPr>
+      <w:r>
+        <w:rPr>
+          <w:rStyle w:val="lev"/>
+          <w:rFonts w:ascii="Segoe UI" w:eastAsiaTheme="majorEastAsia" w:hAnsi="Segoe UI" w:cs="Segoe UI"/>
+          <w:color w:val="404040"/>
+          <w:lang w:val="en-US"/>
+        </w:rPr>
+        <w:t>Target</w:t>
+      </w:r>
+      <w:r>
+        <w:rPr>
+          <w:rStyle w:val="lev"/>
+          <w:rFonts w:ascii="Segoe UI" w:eastAsiaTheme="majorEastAsia" w:hAnsi="Segoe UI" w:cs="Segoe UI"/>
+          <w:color w:val="404040"/>
+          <w:lang w:val="en-US"/>
+        </w:rPr>
+        <w:t xml:space="preserve"> 2025</w:t>
+      </w:r>
+      <w:r>
+        <w:rPr>
+          <w:rFonts w:ascii="Segoe UI" w:hAnsi="Segoe UI" w:cs="Segoe UI"/>
+          <w:color w:val="404040"/>
+          <w:lang w:val="en-US"/>
+        </w:rPr>
+        <w:t>: €23,</w:t>
+      </w:r>
+      <w:r>
+        <w:rPr>
+          <w:rFonts w:ascii="Segoe UI" w:hAnsi="Segoe UI" w:cs="Segoe UI"/>
+          <w:color w:val="404040"/>
+          <w:lang w:val="en-US"/>
+        </w:rPr>
+        <w:t>200</w:t>
+      </w:r>
+      <w:r>
+        <w:rPr>
+          <w:rFonts w:ascii="Segoe UI" w:hAnsi="Segoe UI" w:cs="Segoe UI"/>
+          <w:color w:val="404040"/>
+          <w:lang w:val="en-US"/>
+        </w:rPr>
+        <w:t>k with winter adventure campaigns.</w:t>
+      </w:r>
+    </w:p>
+    <w:p>
+      <w:pPr>
+        <w:pStyle w:val="NormalWeb"/>
         <w:numPr>
           <w:ilvl w:val="0"/>
-          <w:numId w:val="17"/>
+          <w:numId w:val="23"/>
         </w:numPr>
-        <w:rPr>
-          <w:rFonts w:ascii="Segoe UI" w:eastAsia="Times New Roman" w:hAnsi="Segoe UI" w:cs="Segoe UI"/>
-          <w:b/>
-          <w:bCs/>
-          <w:color w:val="404040"/>
-          <w:kern w:val="0"/>
-          <w:sz w:val="27"/>
-          <w:szCs w:val="27"/>
-          <w:lang w:eastAsia="fr-FR"/>
-          <w14:ligatures w14:val="none"/>
+        <w:spacing w:before="0" w:beforeAutospacing="0" w:after="60" w:afterAutospacing="0"/>
+        <w:rPr>
+          <w:rFonts w:ascii="Segoe UI" w:hAnsi="Segoe UI" w:cs="Segoe UI"/>
+          <w:color w:val="404040"/>
         </w:rPr>
       </w:pPr>
       <w:proofErr w:type="spellStart"/>
       <w:r>
         <w:rPr>
-          <w:rFonts w:ascii="Segoe UI" w:eastAsia="Times New Roman" w:hAnsi="Segoe UI" w:cs="Segoe UI"/>
-          <w:b/>
-          <w:bCs/>
-          <w:color w:val="404040"/>
-          <w:kern w:val="0"/>
-          <w:sz w:val="27"/>
-          <w:szCs w:val="27"/>
-          <w:lang w:eastAsia="fr-FR"/>
-          <w14:ligatures w14:val="none"/>
-        </w:rPr>
-        <w:t>Cost</w:t>
+          <w:rStyle w:val="lev"/>
+          <w:rFonts w:ascii="Segoe UI" w:eastAsiaTheme="majorEastAsia" w:hAnsi="Segoe UI" w:cs="Segoe UI"/>
+          <w:color w:val="404040"/>
+        </w:rPr>
+        <w:t>Costs</w:t>
       </w:r>
       <w:proofErr w:type="spellEnd"/>
       <w:r>
         <w:rPr>
-          <w:rFonts w:ascii="Segoe UI" w:eastAsia="Times New Roman" w:hAnsi="Segoe UI" w:cs="Segoe UI"/>
-          <w:b/>
-          <w:bCs/>
-          <w:color w:val="404040"/>
-          <w:kern w:val="0"/>
-          <w:sz w:val="27"/>
-          <w:szCs w:val="27"/>
-          <w:lang w:eastAsia="fr-FR"/>
-          <w14:ligatures w14:val="none"/>
-        </w:rPr>
-        <w:t xml:space="preserve"> Control: €159,539.4k.</w:t>
+          <w:rFonts w:ascii="Segoe UI" w:hAnsi="Segoe UI" w:cs="Segoe UI"/>
+          <w:color w:val="404040"/>
+        </w:rPr>
+        <w:t>:</w:t>
       </w:r>
     </w:p>
     <w:p>
       <w:pPr>
+        <w:pStyle w:val="NormalWeb"/>
         <w:numPr>
-          <w:ilvl w:val="0"/>
-          <w:numId w:val="17"/>
+          <w:ilvl w:val="1"/>
+          <w:numId w:val="23"/>
         </w:numPr>
-        <w:rPr>
-          <w:rFonts w:ascii="Segoe UI" w:eastAsia="Times New Roman" w:hAnsi="Segoe UI" w:cs="Segoe UI"/>
-          <w:b/>
-          <w:bCs/>
-          <w:color w:val="404040"/>
-          <w:kern w:val="0"/>
-          <w:sz w:val="27"/>
-          <w:szCs w:val="27"/>
-          <w:lang w:eastAsia="fr-FR"/>
-          <w14:ligatures w14:val="none"/>
-        </w:rPr>
-      </w:pPr>
-      <w:r>
-        <w:rPr>
-          <w:rFonts w:ascii="Segoe UI" w:eastAsia="Times New Roman" w:hAnsi="Segoe UI" w:cs="Segoe UI"/>
-          <w:b/>
-          <w:bCs/>
-          <w:color w:val="404040"/>
-          <w:kern w:val="0"/>
-          <w:sz w:val="27"/>
-          <w:szCs w:val="27"/>
-          <w:lang w:eastAsia="fr-FR"/>
-          <w14:ligatures w14:val="none"/>
-        </w:rPr>
-        <w:t xml:space="preserve">Net </w:t>
-      </w:r>
-      <w:proofErr w:type="spellStart"/>
-      <w:r>
-        <w:rPr>
-          <w:rFonts w:ascii="Segoe UI" w:eastAsia="Times New Roman" w:hAnsi="Segoe UI" w:cs="Segoe UI"/>
-          <w:b/>
-          <w:bCs/>
-          <w:color w:val="404040"/>
-          <w:kern w:val="0"/>
-          <w:sz w:val="27"/>
-          <w:szCs w:val="27"/>
-          <w:lang w:eastAsia="fr-FR"/>
-          <w14:ligatures w14:val="none"/>
-        </w:rPr>
-        <w:t>Margin</w:t>
-      </w:r>
-      <w:proofErr w:type="spellEnd"/>
-      <w:r>
-        <w:rPr>
-          <w:rFonts w:ascii="Segoe UI" w:eastAsia="Times New Roman" w:hAnsi="Segoe UI" w:cs="Segoe UI"/>
-          <w:b/>
-          <w:bCs/>
-          <w:color w:val="404040"/>
-          <w:kern w:val="0"/>
-          <w:sz w:val="27"/>
-          <w:szCs w:val="27"/>
-          <w:lang w:eastAsia="fr-FR"/>
-          <w14:ligatures w14:val="none"/>
-        </w:rPr>
-        <w:t>: 38% (+1 point).</w:t>
+        <w:spacing w:before="0" w:beforeAutospacing="0" w:after="0" w:afterAutospacing="0"/>
+        <w:rPr>
+          <w:rFonts w:ascii="Segoe UI" w:hAnsi="Segoe UI" w:cs="Segoe UI"/>
+          <w:color w:val="404040"/>
+          <w:lang w:val="en-US"/>
+        </w:rPr>
+      </w:pPr>
+      <w:r>
+        <w:rPr>
+          <w:rStyle w:val="lev"/>
+          <w:rFonts w:ascii="Segoe UI" w:eastAsiaTheme="majorEastAsia" w:hAnsi="Segoe UI" w:cs="Segoe UI"/>
+          <w:color w:val="404040"/>
+          <w:lang w:val="en-US"/>
+        </w:rPr>
+        <w:t>Biofuel Costs</w:t>
+      </w:r>
+      <w:r>
+        <w:rPr>
+          <w:rFonts w:ascii="Segoe UI" w:hAnsi="Segoe UI" w:cs="Segoe UI"/>
+          <w:color w:val="404040"/>
+          <w:lang w:val="en-US"/>
+        </w:rPr>
+        <w:t>:</w:t>
       </w:r>
     </w:p>
     <w:p>
       <w:pPr>
-        <w:rPr>
-          <w:rFonts w:ascii="Segoe UI" w:eastAsia="Times New Roman" w:hAnsi="Segoe UI" w:cs="Segoe UI"/>
-          <w:b/>
-          <w:bCs/>
-          <w:color w:val="404040"/>
-          <w:kern w:val="0"/>
-          <w:sz w:val="27"/>
-          <w:szCs w:val="27"/>
-          <w:lang w:eastAsia="fr-FR"/>
-          <w14:ligatures w14:val="none"/>
+        <w:pStyle w:val="NormalWeb"/>
+        <w:spacing w:before="0" w:beforeAutospacing="0" w:after="0" w:afterAutospacing="0"/>
+        <w:ind w:left="1440"/>
+        <w:rPr>
+          <w:rFonts w:ascii="Segoe UI" w:hAnsi="Segoe UI" w:cs="Segoe UI"/>
+          <w:color w:val="404040"/>
+          <w:lang w:val="en-US"/>
+        </w:rPr>
+      </w:pPr>
+      <w:r>
+        <w:rPr>
+          <w:rStyle w:val="lev"/>
+          <w:rFonts w:ascii="Segoe UI" w:eastAsiaTheme="majorEastAsia" w:hAnsi="Segoe UI" w:cs="Segoe UI"/>
+          <w:color w:val="404040"/>
+          <w:lang w:val="en-US"/>
+        </w:rPr>
+        <w:t>Target</w:t>
+      </w:r>
+      <w:r>
+        <w:rPr>
+          <w:rStyle w:val="lev"/>
+          <w:rFonts w:ascii="Segoe UI" w:eastAsiaTheme="majorEastAsia" w:hAnsi="Segoe UI" w:cs="Segoe UI"/>
+          <w:color w:val="404040"/>
+          <w:lang w:val="en-US"/>
+        </w:rPr>
+        <w:t xml:space="preserve"> 2025</w:t>
+      </w:r>
+      <w:r>
+        <w:rPr>
+          <w:rFonts w:ascii="Segoe UI" w:hAnsi="Segoe UI" w:cs="Segoe UI"/>
+          <w:color w:val="404040"/>
+          <w:lang w:val="en-US"/>
+        </w:rPr>
+        <w:t>: €7,4</w:t>
+      </w:r>
+      <w:r>
+        <w:rPr>
+          <w:rFonts w:ascii="Segoe UI" w:hAnsi="Segoe UI" w:cs="Segoe UI"/>
+          <w:color w:val="404040"/>
+          <w:lang w:val="en-US"/>
+        </w:rPr>
+        <w:t>00</w:t>
+      </w:r>
+      <w:r>
+        <w:rPr>
+          <w:rFonts w:ascii="Segoe UI" w:hAnsi="Segoe UI" w:cs="Segoe UI"/>
+          <w:color w:val="404040"/>
+          <w:lang w:val="en-US"/>
+        </w:rPr>
+        <w:t>k through hybrid fleet adoption.</w:t>
+      </w:r>
+    </w:p>
+    <w:p>
+      <w:pPr>
+        <w:pStyle w:val="NormalWeb"/>
+        <w:numPr>
+          <w:ilvl w:val="1"/>
+          <w:numId w:val="23"/>
+        </w:numPr>
+        <w:spacing w:before="0" w:beforeAutospacing="0" w:after="0" w:afterAutospacing="0"/>
+        <w:rPr>
+          <w:rFonts w:ascii="Segoe UI" w:hAnsi="Segoe UI" w:cs="Segoe UI"/>
+          <w:color w:val="404040"/>
+          <w:lang w:val="en-US"/>
+        </w:rPr>
+      </w:pPr>
+      <w:r>
+        <w:rPr>
+          <w:rStyle w:val="lev"/>
+          <w:rFonts w:ascii="Segoe UI" w:eastAsiaTheme="majorEastAsia" w:hAnsi="Segoe UI" w:cs="Segoe UI"/>
+          <w:color w:val="404040"/>
+          <w:lang w:val="en-US"/>
+        </w:rPr>
+        <w:t>Logistics Costs</w:t>
+      </w:r>
+      <w:r>
+        <w:rPr>
+          <w:rFonts w:ascii="Segoe UI" w:hAnsi="Segoe UI" w:cs="Segoe UI"/>
+          <w:color w:val="404040"/>
+          <w:lang w:val="en-US"/>
+        </w:rPr>
+        <w:t>:</w:t>
+      </w:r>
+    </w:p>
+    <w:p>
+      <w:pPr>
+        <w:pStyle w:val="NormalWeb"/>
+        <w:spacing w:before="0" w:beforeAutospacing="0" w:after="0" w:afterAutospacing="0"/>
+        <w:ind w:left="1440"/>
+        <w:rPr>
+          <w:rFonts w:ascii="Segoe UI" w:hAnsi="Segoe UI" w:cs="Segoe UI"/>
+          <w:color w:val="404040"/>
+          <w:lang w:val="en-US"/>
+        </w:rPr>
+      </w:pPr>
+      <w:r>
+        <w:rPr>
+          <w:rStyle w:val="lev"/>
+          <w:rFonts w:ascii="Segoe UI" w:eastAsiaTheme="majorEastAsia" w:hAnsi="Segoe UI" w:cs="Segoe UI"/>
+          <w:color w:val="404040"/>
+          <w:lang w:val="en-US"/>
+        </w:rPr>
+        <w:t>Target</w:t>
+      </w:r>
+      <w:r>
+        <w:rPr>
+          <w:rStyle w:val="lev"/>
+          <w:rFonts w:ascii="Segoe UI" w:eastAsiaTheme="majorEastAsia" w:hAnsi="Segoe UI" w:cs="Segoe UI"/>
+          <w:color w:val="404040"/>
+          <w:lang w:val="en-US"/>
+        </w:rPr>
+        <w:t xml:space="preserve"> 2025</w:t>
+      </w:r>
+      <w:r>
+        <w:rPr>
+          <w:rFonts w:ascii="Segoe UI" w:hAnsi="Segoe UI" w:cs="Segoe UI"/>
+          <w:color w:val="404040"/>
+          <w:lang w:val="en-US"/>
+        </w:rPr>
+        <w:t>: €8,5</w:t>
+      </w:r>
+      <w:r>
+        <w:rPr>
+          <w:rFonts w:ascii="Segoe UI" w:hAnsi="Segoe UI" w:cs="Segoe UI"/>
+          <w:color w:val="404040"/>
+          <w:lang w:val="en-US"/>
+        </w:rPr>
+        <w:t>00</w:t>
+      </w:r>
+      <w:r>
+        <w:rPr>
+          <w:rFonts w:ascii="Segoe UI" w:hAnsi="Segoe UI" w:cs="Segoe UI"/>
+          <w:color w:val="404040"/>
+          <w:lang w:val="en-US"/>
+        </w:rPr>
+        <w:t>k via AI-driven route optimization.</w:t>
+      </w:r>
+    </w:p>
+    <w:p>
+      <w:pPr>
+        <w:pStyle w:val="Titre4"/>
+        <w:rPr>
+          <w:rFonts w:ascii="Segoe UI" w:hAnsi="Segoe UI" w:cs="Segoe UI"/>
+          <w:color w:val="404040"/>
         </w:rPr>
       </w:pPr>
       <w:proofErr w:type="spellStart"/>
       <w:r>
         <w:rPr>
-          <w:rFonts w:ascii="Segoe UI" w:eastAsia="Times New Roman" w:hAnsi="Segoe UI" w:cs="Segoe UI"/>
-          <w:b/>
-          <w:bCs/>
-          <w:color w:val="404040"/>
-          <w:kern w:val="0"/>
-          <w:sz w:val="27"/>
-          <w:szCs w:val="27"/>
-          <w:lang w:eastAsia="fr-FR"/>
-          <w14:ligatures w14:val="none"/>
-        </w:rPr>
-        <w:t>Operational</w:t>
-      </w:r>
-      <w:proofErr w:type="spellEnd"/>
-      <w:r>
-        <w:rPr>
-          <w:rFonts w:ascii="Segoe UI" w:eastAsia="Times New Roman" w:hAnsi="Segoe UI" w:cs="Segoe UI"/>
-          <w:b/>
-          <w:bCs/>
-          <w:color w:val="404040"/>
-          <w:kern w:val="0"/>
-          <w:sz w:val="27"/>
-          <w:szCs w:val="27"/>
-          <w:lang w:eastAsia="fr-FR"/>
-          <w14:ligatures w14:val="none"/>
-        </w:rPr>
-        <w:t xml:space="preserve"> </w:t>
-      </w:r>
-      <w:proofErr w:type="spellStart"/>
-      <w:r>
-        <w:rPr>
-          <w:rFonts w:ascii="Segoe UI" w:eastAsia="Times New Roman" w:hAnsi="Segoe UI" w:cs="Segoe UI"/>
-          <w:b/>
-          <w:bCs/>
-          <w:color w:val="404040"/>
-          <w:kern w:val="0"/>
-          <w:sz w:val="27"/>
-          <w:szCs w:val="27"/>
-          <w:lang w:eastAsia="fr-FR"/>
-          <w14:ligatures w14:val="none"/>
-        </w:rPr>
-        <w:t>Recommendations</w:t>
+          <w:rStyle w:val="lev"/>
+          <w:rFonts w:ascii="Segoe UI" w:hAnsi="Segoe UI" w:cs="Segoe UI"/>
+          <w:b w:val="0"/>
+          <w:bCs w:val="0"/>
+          <w:color w:val="404040"/>
+        </w:rPr>
+        <w:t>Sweden</w:t>
       </w:r>
       <w:proofErr w:type="spellEnd"/>
     </w:p>
     <w:p>
       <w:pPr>
+        <w:pStyle w:val="NormalWeb"/>
         <w:numPr>
           <w:ilvl w:val="0"/>
-          <w:numId w:val="18"/>
+          <w:numId w:val="24"/>
         </w:numPr>
-        <w:rPr>
-          <w:rFonts w:ascii="Segoe UI" w:eastAsia="Times New Roman" w:hAnsi="Segoe UI" w:cs="Segoe UI"/>
-          <w:b/>
-          <w:bCs/>
-          <w:color w:val="404040"/>
-          <w:kern w:val="0"/>
-          <w:sz w:val="27"/>
-          <w:szCs w:val="27"/>
-          <w:lang w:eastAsia="fr-FR"/>
-          <w14:ligatures w14:val="none"/>
-        </w:rPr>
-      </w:pPr>
-      <w:r>
-        <w:rPr>
-          <w:rFonts w:ascii="Segoe UI" w:eastAsia="Times New Roman" w:hAnsi="Segoe UI" w:cs="Segoe UI"/>
-          <w:b/>
-          <w:bCs/>
-          <w:color w:val="404040"/>
-          <w:kern w:val="0"/>
-          <w:sz w:val="27"/>
-          <w:szCs w:val="27"/>
-          <w:lang w:val="en-US" w:eastAsia="fr-FR"/>
-          <w14:ligatures w14:val="none"/>
-        </w:rPr>
-        <w:t>Stabilize Year-End Sales via winter subscription promotions (Nov-Dec).</w:t>
-      </w:r>
-      <w:r>
-        <w:rPr>
-          <w:rFonts w:ascii="Segoe UI" w:eastAsia="Times New Roman" w:hAnsi="Segoe UI" w:cs="Segoe UI"/>
-          <w:b/>
-          <w:bCs/>
-          <w:color w:val="404040"/>
-          <w:kern w:val="0"/>
-          <w:sz w:val="27"/>
-          <w:szCs w:val="27"/>
-          <w:lang w:val="en-US" w:eastAsia="fr-FR"/>
-          <w14:ligatures w14:val="none"/>
-        </w:rPr>
-        <w:br/>
-      </w:r>
-      <w:r>
-        <w:rPr>
-          <w:rFonts w:ascii="Segoe UI" w:eastAsia="Times New Roman" w:hAnsi="Segoe UI" w:cs="Segoe UI"/>
-          <w:b/>
-          <w:bCs/>
-          <w:i/>
-          <w:iCs/>
-          <w:color w:val="404040"/>
-          <w:kern w:val="0"/>
-          <w:sz w:val="27"/>
-          <w:szCs w:val="27"/>
-          <w:lang w:eastAsia="fr-FR"/>
-          <w14:ligatures w14:val="none"/>
-        </w:rPr>
-        <w:t>Key Indicator</w:t>
-      </w:r>
-      <w:r>
-        <w:rPr>
-          <w:rFonts w:ascii="Segoe UI" w:eastAsia="Times New Roman" w:hAnsi="Segoe UI" w:cs="Segoe UI"/>
-          <w:b/>
-          <w:bCs/>
-          <w:color w:val="404040"/>
-          <w:kern w:val="0"/>
-          <w:sz w:val="27"/>
-          <w:szCs w:val="27"/>
-          <w:lang w:eastAsia="fr-FR"/>
-          <w14:ligatures w14:val="none"/>
-        </w:rPr>
-        <w:t xml:space="preserve">: Sales - Fuel (+5% in </w:t>
-      </w:r>
-      <w:proofErr w:type="spellStart"/>
-      <w:r>
-        <w:rPr>
-          <w:rFonts w:ascii="Segoe UI" w:eastAsia="Times New Roman" w:hAnsi="Segoe UI" w:cs="Segoe UI"/>
-          <w:b/>
-          <w:bCs/>
-          <w:color w:val="404040"/>
-          <w:kern w:val="0"/>
-          <w:sz w:val="27"/>
-          <w:szCs w:val="27"/>
-          <w:lang w:eastAsia="fr-FR"/>
-          <w14:ligatures w14:val="none"/>
-        </w:rPr>
-        <w:t>targeted</w:t>
-      </w:r>
-      <w:proofErr w:type="spellEnd"/>
-      <w:r>
-        <w:rPr>
-          <w:rFonts w:ascii="Segoe UI" w:eastAsia="Times New Roman" w:hAnsi="Segoe UI" w:cs="Segoe UI"/>
-          <w:b/>
-          <w:bCs/>
-          <w:color w:val="404040"/>
-          <w:kern w:val="0"/>
-          <w:sz w:val="27"/>
-          <w:szCs w:val="27"/>
-          <w:lang w:eastAsia="fr-FR"/>
-          <w14:ligatures w14:val="none"/>
-        </w:rPr>
-        <w:t xml:space="preserve"> </w:t>
-      </w:r>
-      <w:proofErr w:type="spellStart"/>
-      <w:r>
-        <w:rPr>
-          <w:rFonts w:ascii="Segoe UI" w:eastAsia="Times New Roman" w:hAnsi="Segoe UI" w:cs="Segoe UI"/>
-          <w:b/>
-          <w:bCs/>
-          <w:color w:val="404040"/>
-          <w:kern w:val="0"/>
-          <w:sz w:val="27"/>
-          <w:szCs w:val="27"/>
-          <w:lang w:eastAsia="fr-FR"/>
-          <w14:ligatures w14:val="none"/>
-        </w:rPr>
-        <w:t>months</w:t>
-      </w:r>
-      <w:proofErr w:type="spellEnd"/>
-      <w:r>
-        <w:rPr>
-          <w:rFonts w:ascii="Segoe UI" w:eastAsia="Times New Roman" w:hAnsi="Segoe UI" w:cs="Segoe UI"/>
-          <w:b/>
-          <w:bCs/>
-          <w:color w:val="404040"/>
-          <w:kern w:val="0"/>
-          <w:sz w:val="27"/>
-          <w:szCs w:val="27"/>
-          <w:lang w:eastAsia="fr-FR"/>
-          <w14:ligatures w14:val="none"/>
-        </w:rPr>
-        <w:t>).</w:t>
+        <w:spacing w:before="0" w:beforeAutospacing="0" w:after="60" w:afterAutospacing="0"/>
+        <w:rPr>
+          <w:rFonts w:ascii="Segoe UI" w:hAnsi="Segoe UI" w:cs="Segoe UI"/>
+          <w:color w:val="404040"/>
+        </w:rPr>
+      </w:pPr>
+      <w:r>
+        <w:rPr>
+          <w:rStyle w:val="lev"/>
+          <w:rFonts w:ascii="Segoe UI" w:eastAsiaTheme="majorEastAsia" w:hAnsi="Segoe UI" w:cs="Segoe UI"/>
+          <w:color w:val="404040"/>
+        </w:rPr>
+        <w:t>Sales/Revenues</w:t>
+      </w:r>
+      <w:r>
+        <w:rPr>
+          <w:rFonts w:ascii="Segoe UI" w:hAnsi="Segoe UI" w:cs="Segoe UI"/>
+          <w:color w:val="404040"/>
+        </w:rPr>
+        <w:t>:</w:t>
       </w:r>
     </w:p>
     <w:p>
       <w:pPr>
+        <w:pStyle w:val="NormalWeb"/>
+        <w:numPr>
+          <w:ilvl w:val="1"/>
+          <w:numId w:val="24"/>
+        </w:numPr>
+        <w:spacing w:before="0" w:beforeAutospacing="0" w:after="0" w:afterAutospacing="0"/>
+        <w:rPr>
+          <w:rFonts w:ascii="Segoe UI" w:hAnsi="Segoe UI" w:cs="Segoe UI"/>
+          <w:color w:val="404040"/>
+          <w:lang w:val="en-US"/>
+        </w:rPr>
+      </w:pPr>
+      <w:r>
+        <w:rPr>
+          <w:rStyle w:val="lev"/>
+          <w:rFonts w:ascii="Segoe UI" w:eastAsiaTheme="majorEastAsia" w:hAnsi="Segoe UI" w:cs="Segoe UI"/>
+          <w:color w:val="404040"/>
+          <w:lang w:val="en-US"/>
+        </w:rPr>
+        <w:t>Commercial Revenues</w:t>
+      </w:r>
+      <w:r>
+        <w:rPr>
+          <w:rFonts w:ascii="Segoe UI" w:hAnsi="Segoe UI" w:cs="Segoe UI"/>
+          <w:color w:val="404040"/>
+          <w:lang w:val="en-US"/>
+        </w:rPr>
+        <w:t>:</w:t>
+      </w:r>
+    </w:p>
+    <w:p>
+      <w:pPr>
+        <w:pStyle w:val="NormalWeb"/>
+        <w:spacing w:before="0" w:beforeAutospacing="0" w:after="0" w:afterAutospacing="0"/>
+        <w:ind w:left="1440"/>
+        <w:rPr>
+          <w:rFonts w:ascii="Segoe UI" w:hAnsi="Segoe UI" w:cs="Segoe UI"/>
+          <w:color w:val="404040"/>
+          <w:lang w:val="en-US"/>
+        </w:rPr>
+      </w:pPr>
+      <w:r>
+        <w:rPr>
+          <w:rStyle w:val="lev"/>
+          <w:rFonts w:ascii="Segoe UI" w:eastAsiaTheme="majorEastAsia" w:hAnsi="Segoe UI" w:cs="Segoe UI"/>
+          <w:color w:val="404040"/>
+          <w:lang w:val="en-US"/>
+        </w:rPr>
+        <w:t>Target</w:t>
+      </w:r>
+      <w:r>
+        <w:rPr>
+          <w:rStyle w:val="lev"/>
+          <w:rFonts w:ascii="Segoe UI" w:eastAsiaTheme="majorEastAsia" w:hAnsi="Segoe UI" w:cs="Segoe UI"/>
+          <w:color w:val="404040"/>
+          <w:lang w:val="en-US"/>
+        </w:rPr>
+        <w:t xml:space="preserve"> 2025</w:t>
+      </w:r>
+      <w:r>
+        <w:rPr>
+          <w:rFonts w:ascii="Segoe UI" w:hAnsi="Segoe UI" w:cs="Segoe UI"/>
+          <w:color w:val="404040"/>
+          <w:lang w:val="en-US"/>
+        </w:rPr>
+        <w:t>: €41,</w:t>
+      </w:r>
+      <w:r>
+        <w:rPr>
+          <w:rFonts w:ascii="Segoe UI" w:hAnsi="Segoe UI" w:cs="Segoe UI"/>
+          <w:color w:val="404040"/>
+          <w:lang w:val="en-US"/>
+        </w:rPr>
+        <w:t xml:space="preserve">700 </w:t>
+      </w:r>
+      <w:r>
+        <w:rPr>
+          <w:rFonts w:ascii="Segoe UI" w:hAnsi="Segoe UI" w:cs="Segoe UI"/>
+          <w:color w:val="404040"/>
+          <w:lang w:val="en-US"/>
+        </w:rPr>
+        <w:t>with digital marketplace expansion.</w:t>
+      </w:r>
+    </w:p>
+    <w:p>
+      <w:pPr>
+        <w:pStyle w:val="NormalWeb"/>
+        <w:numPr>
+          <w:ilvl w:val="1"/>
+          <w:numId w:val="24"/>
+        </w:numPr>
+        <w:spacing w:before="0" w:beforeAutospacing="0" w:after="0" w:afterAutospacing="0"/>
+        <w:rPr>
+          <w:rFonts w:ascii="Segoe UI" w:hAnsi="Segoe UI" w:cs="Segoe UI"/>
+          <w:color w:val="404040"/>
+          <w:lang w:val="en-US"/>
+        </w:rPr>
+      </w:pPr>
+      <w:r>
+        <w:rPr>
+          <w:rStyle w:val="lev"/>
+          <w:rFonts w:ascii="Segoe UI" w:eastAsiaTheme="majorEastAsia" w:hAnsi="Segoe UI" w:cs="Segoe UI"/>
+          <w:color w:val="404040"/>
+          <w:lang w:val="en-US"/>
+        </w:rPr>
+        <w:t>Workshop Services</w:t>
+      </w:r>
+      <w:r>
+        <w:rPr>
+          <w:rFonts w:ascii="Segoe UI" w:hAnsi="Segoe UI" w:cs="Segoe UI"/>
+          <w:color w:val="404040"/>
+          <w:lang w:val="en-US"/>
+        </w:rPr>
+        <w:t>:</w:t>
+      </w:r>
+    </w:p>
+    <w:p>
+      <w:pPr>
+        <w:pStyle w:val="NormalWeb"/>
+        <w:spacing w:before="0" w:beforeAutospacing="0" w:after="0" w:afterAutospacing="0"/>
+        <w:ind w:left="1440"/>
+        <w:rPr>
+          <w:rFonts w:ascii="Segoe UI" w:hAnsi="Segoe UI" w:cs="Segoe UI"/>
+          <w:color w:val="404040"/>
+          <w:lang w:val="en-US"/>
+        </w:rPr>
+      </w:pPr>
+      <w:r>
+        <w:rPr>
+          <w:rStyle w:val="lev"/>
+          <w:rFonts w:ascii="Segoe UI" w:eastAsiaTheme="majorEastAsia" w:hAnsi="Segoe UI" w:cs="Segoe UI"/>
+          <w:color w:val="404040"/>
+          <w:lang w:val="en-US"/>
+        </w:rPr>
+        <w:t>Target</w:t>
+      </w:r>
+      <w:r>
+        <w:rPr>
+          <w:rStyle w:val="lev"/>
+          <w:rFonts w:ascii="Segoe UI" w:eastAsiaTheme="majorEastAsia" w:hAnsi="Segoe UI" w:cs="Segoe UI"/>
+          <w:color w:val="404040"/>
+          <w:lang w:val="en-US"/>
+        </w:rPr>
+        <w:t xml:space="preserve"> 2025</w:t>
+      </w:r>
+      <w:r>
+        <w:rPr>
+          <w:rFonts w:ascii="Segoe UI" w:hAnsi="Segoe UI" w:cs="Segoe UI"/>
+          <w:color w:val="404040"/>
+          <w:lang w:val="en-US"/>
+        </w:rPr>
+        <w:t>: €7,6</w:t>
+      </w:r>
+      <w:r>
+        <w:rPr>
+          <w:rFonts w:ascii="Segoe UI" w:hAnsi="Segoe UI" w:cs="Segoe UI"/>
+          <w:color w:val="404040"/>
+          <w:lang w:val="en-US"/>
+        </w:rPr>
+        <w:t>00</w:t>
+      </w:r>
+      <w:r>
+        <w:rPr>
+          <w:rFonts w:ascii="Segoe UI" w:hAnsi="Segoe UI" w:cs="Segoe UI"/>
+          <w:color w:val="404040"/>
+          <w:lang w:val="en-US"/>
+        </w:rPr>
+        <w:t>k through Q1 customer discounts.</w:t>
+      </w:r>
+    </w:p>
+    <w:p>
+      <w:pPr>
+        <w:pStyle w:val="NormalWeb"/>
         <w:numPr>
           <w:ilvl w:val="0"/>
-          <w:numId w:val="18"/>
+          <w:numId w:val="24"/>
         </w:numPr>
-        <w:rPr>
-          <w:rFonts w:ascii="Segoe UI" w:eastAsia="Times New Roman" w:hAnsi="Segoe UI" w:cs="Segoe UI"/>
-          <w:b/>
-          <w:bCs/>
-          <w:color w:val="404040"/>
-          <w:kern w:val="0"/>
-          <w:sz w:val="27"/>
-          <w:szCs w:val="27"/>
-          <w:lang w:eastAsia="fr-FR"/>
-          <w14:ligatures w14:val="none"/>
-        </w:rPr>
-      </w:pPr>
-      <w:r>
-        <w:rPr>
-          <w:rFonts w:ascii="Segoe UI" w:eastAsia="Times New Roman" w:hAnsi="Segoe UI" w:cs="Segoe UI"/>
-          <w:b/>
-          <w:bCs/>
-          <w:color w:val="404040"/>
-          <w:kern w:val="0"/>
-          <w:sz w:val="27"/>
-          <w:szCs w:val="27"/>
-          <w:lang w:val="en-US" w:eastAsia="fr-FR"/>
-          <w14:ligatures w14:val="none"/>
-        </w:rPr>
-        <w:t>Preventive Maintenance Budget of €500k allocated in September for Q4 (Oct-Dec).</w:t>
-      </w:r>
-      <w:r>
-        <w:rPr>
-          <w:rFonts w:ascii="Segoe UI" w:eastAsia="Times New Roman" w:hAnsi="Segoe UI" w:cs="Segoe UI"/>
-          <w:b/>
-          <w:bCs/>
-          <w:color w:val="404040"/>
-          <w:kern w:val="0"/>
-          <w:sz w:val="27"/>
-          <w:szCs w:val="27"/>
-          <w:lang w:val="en-US" w:eastAsia="fr-FR"/>
-          <w14:ligatures w14:val="none"/>
-        </w:rPr>
-        <w:br/>
-      </w:r>
-      <w:r>
-        <w:rPr>
-          <w:rFonts w:ascii="Segoe UI" w:eastAsia="Times New Roman" w:hAnsi="Segoe UI" w:cs="Segoe UI"/>
-          <w:b/>
-          <w:bCs/>
-          <w:i/>
-          <w:iCs/>
-          <w:color w:val="404040"/>
-          <w:kern w:val="0"/>
-          <w:sz w:val="27"/>
-          <w:szCs w:val="27"/>
-          <w:lang w:eastAsia="fr-FR"/>
-          <w14:ligatures w14:val="none"/>
-        </w:rPr>
-        <w:t>Key Indicator</w:t>
-      </w:r>
-      <w:r>
-        <w:rPr>
-          <w:rFonts w:ascii="Segoe UI" w:eastAsia="Times New Roman" w:hAnsi="Segoe UI" w:cs="Segoe UI"/>
-          <w:b/>
-          <w:bCs/>
-          <w:color w:val="404040"/>
-          <w:kern w:val="0"/>
-          <w:sz w:val="27"/>
-          <w:szCs w:val="27"/>
-          <w:lang w:eastAsia="fr-FR"/>
-          <w14:ligatures w14:val="none"/>
-        </w:rPr>
-        <w:t xml:space="preserve">: Maintenance </w:t>
-      </w:r>
+        <w:spacing w:before="0" w:beforeAutospacing="0" w:after="60" w:afterAutospacing="0"/>
+        <w:rPr>
+          <w:rFonts w:ascii="Segoe UI" w:hAnsi="Segoe UI" w:cs="Segoe UI"/>
+          <w:color w:val="404040"/>
+        </w:rPr>
+      </w:pPr>
       <w:proofErr w:type="spellStart"/>
       <w:r>
         <w:rPr>
-          <w:rFonts w:ascii="Segoe UI" w:eastAsia="Times New Roman" w:hAnsi="Segoe UI" w:cs="Segoe UI"/>
-          <w:b/>
-          <w:bCs/>
-          <w:color w:val="404040"/>
-          <w:kern w:val="0"/>
-          <w:sz w:val="27"/>
-          <w:szCs w:val="27"/>
-          <w:lang w:eastAsia="fr-FR"/>
-          <w14:ligatures w14:val="none"/>
+          <w:rStyle w:val="lev"/>
+          <w:rFonts w:ascii="Segoe UI" w:eastAsiaTheme="majorEastAsia" w:hAnsi="Segoe UI" w:cs="Segoe UI"/>
+          <w:color w:val="404040"/>
         </w:rPr>
         <w:t>Costs</w:t>
       </w:r>
       <w:proofErr w:type="spellEnd"/>
       <w:r>
         <w:rPr>
-          <w:rFonts w:ascii="Segoe UI" w:eastAsia="Times New Roman" w:hAnsi="Segoe UI" w:cs="Segoe UI"/>
-          <w:b/>
-          <w:bCs/>
-          <w:color w:val="404040"/>
-          <w:kern w:val="0"/>
-          <w:sz w:val="27"/>
-          <w:szCs w:val="27"/>
-          <w:lang w:eastAsia="fr-FR"/>
-          <w14:ligatures w14:val="none"/>
-        </w:rPr>
-        <w:t> (-5% in Q4).</w:t>
+          <w:rFonts w:ascii="Segoe UI" w:hAnsi="Segoe UI" w:cs="Segoe UI"/>
+          <w:color w:val="404040"/>
+        </w:rPr>
+        <w:t>:</w:t>
       </w:r>
     </w:p>
     <w:p>
       <w:pPr>
+        <w:pStyle w:val="NormalWeb"/>
         <w:numPr>
-          <w:ilvl w:val="0"/>
-          <w:numId w:val="18"/>
+          <w:ilvl w:val="1"/>
+          <w:numId w:val="24"/>
         </w:numPr>
-        <w:rPr>
-          <w:rFonts w:ascii="Segoe UI" w:eastAsia="Times New Roman" w:hAnsi="Segoe UI" w:cs="Segoe UI"/>
-          <w:b/>
-          <w:bCs/>
-          <w:color w:val="404040"/>
-          <w:kern w:val="0"/>
-          <w:sz w:val="27"/>
-          <w:szCs w:val="27"/>
-          <w:lang w:eastAsia="fr-FR"/>
-          <w14:ligatures w14:val="none"/>
-        </w:rPr>
-      </w:pPr>
-      <w:r>
-        <w:rPr>
-          <w:rFonts w:ascii="Segoe UI" w:eastAsia="Times New Roman" w:hAnsi="Segoe UI" w:cs="Segoe UI"/>
-          <w:b/>
-          <w:bCs/>
-          <w:color w:val="404040"/>
-          <w:kern w:val="0"/>
-          <w:sz w:val="27"/>
-          <w:szCs w:val="27"/>
-          <w:lang w:val="en-US" w:eastAsia="fr-FR"/>
-          <w14:ligatures w14:val="none"/>
-        </w:rPr>
-        <w:t>Optimize Winter Routes using fleet management software (Dec-Feb).</w:t>
-      </w:r>
-      <w:r>
-        <w:rPr>
-          <w:rFonts w:ascii="Segoe UI" w:eastAsia="Times New Roman" w:hAnsi="Segoe UI" w:cs="Segoe UI"/>
-          <w:b/>
-          <w:bCs/>
-          <w:color w:val="404040"/>
-          <w:kern w:val="0"/>
-          <w:sz w:val="27"/>
-          <w:szCs w:val="27"/>
-          <w:lang w:val="en-US" w:eastAsia="fr-FR"/>
-          <w14:ligatures w14:val="none"/>
-        </w:rPr>
-        <w:br/>
-      </w:r>
-      <w:r>
-        <w:rPr>
-          <w:rFonts w:ascii="Segoe UI" w:eastAsia="Times New Roman" w:hAnsi="Segoe UI" w:cs="Segoe UI"/>
-          <w:b/>
-          <w:bCs/>
-          <w:i/>
-          <w:iCs/>
-          <w:color w:val="404040"/>
-          <w:kern w:val="0"/>
-          <w:sz w:val="27"/>
-          <w:szCs w:val="27"/>
-          <w:lang w:eastAsia="fr-FR"/>
-          <w14:ligatures w14:val="none"/>
-        </w:rPr>
-        <w:t>Key Indicator</w:t>
-      </w:r>
-      <w:r>
-        <w:rPr>
-          <w:rFonts w:ascii="Segoe UI" w:eastAsia="Times New Roman" w:hAnsi="Segoe UI" w:cs="Segoe UI"/>
-          <w:b/>
-          <w:bCs/>
-          <w:color w:val="404040"/>
-          <w:kern w:val="0"/>
-          <w:sz w:val="27"/>
-          <w:szCs w:val="27"/>
-          <w:lang w:eastAsia="fr-FR"/>
-          <w14:ligatures w14:val="none"/>
-        </w:rPr>
-        <w:t>: </w:t>
-      </w:r>
-      <w:proofErr w:type="spellStart"/>
-      <w:r>
-        <w:rPr>
-          <w:rFonts w:ascii="Segoe UI" w:eastAsia="Times New Roman" w:hAnsi="Segoe UI" w:cs="Segoe UI"/>
-          <w:b/>
-          <w:bCs/>
-          <w:color w:val="404040"/>
-          <w:kern w:val="0"/>
-          <w:sz w:val="27"/>
-          <w:szCs w:val="27"/>
-          <w:lang w:eastAsia="fr-FR"/>
-          <w14:ligatures w14:val="none"/>
-        </w:rPr>
-        <w:t>Biofuel</w:t>
-      </w:r>
-      <w:proofErr w:type="spellEnd"/>
-      <w:r>
-        <w:rPr>
-          <w:rFonts w:ascii="Segoe UI" w:eastAsia="Times New Roman" w:hAnsi="Segoe UI" w:cs="Segoe UI"/>
-          <w:b/>
-          <w:bCs/>
-          <w:color w:val="404040"/>
-          <w:kern w:val="0"/>
-          <w:sz w:val="27"/>
-          <w:szCs w:val="27"/>
-          <w:lang w:eastAsia="fr-FR"/>
-          <w14:ligatures w14:val="none"/>
-        </w:rPr>
-        <w:t xml:space="preserve"> </w:t>
-      </w:r>
-      <w:proofErr w:type="spellStart"/>
-      <w:r>
-        <w:rPr>
-          <w:rFonts w:ascii="Segoe UI" w:eastAsia="Times New Roman" w:hAnsi="Segoe UI" w:cs="Segoe UI"/>
-          <w:b/>
-          <w:bCs/>
-          <w:color w:val="404040"/>
-          <w:kern w:val="0"/>
-          <w:sz w:val="27"/>
-          <w:szCs w:val="27"/>
-          <w:lang w:eastAsia="fr-FR"/>
-          <w14:ligatures w14:val="none"/>
-        </w:rPr>
-        <w:t>Costs</w:t>
-      </w:r>
-      <w:proofErr w:type="spellEnd"/>
-      <w:r>
-        <w:rPr>
-          <w:rFonts w:ascii="Segoe UI" w:eastAsia="Times New Roman" w:hAnsi="Segoe UI" w:cs="Segoe UI"/>
-          <w:b/>
-          <w:bCs/>
-          <w:color w:val="404040"/>
-          <w:kern w:val="0"/>
-          <w:sz w:val="27"/>
-          <w:szCs w:val="27"/>
-          <w:lang w:eastAsia="fr-FR"/>
-          <w14:ligatures w14:val="none"/>
-        </w:rPr>
-        <w:t> (-7%).</w:t>
+        <w:spacing w:before="0" w:beforeAutospacing="0" w:after="0" w:afterAutospacing="0"/>
+        <w:rPr>
+          <w:rFonts w:ascii="Segoe UI" w:hAnsi="Segoe UI" w:cs="Segoe UI"/>
+          <w:color w:val="404040"/>
+          <w:lang w:val="en-US"/>
+        </w:rPr>
+      </w:pPr>
+      <w:r>
+        <w:rPr>
+          <w:rStyle w:val="lev"/>
+          <w:rFonts w:ascii="Segoe UI" w:eastAsiaTheme="majorEastAsia" w:hAnsi="Segoe UI" w:cs="Segoe UI"/>
+          <w:color w:val="404040"/>
+          <w:lang w:val="en-US"/>
+        </w:rPr>
+        <w:t>Gas Costs</w:t>
+      </w:r>
+      <w:r>
+        <w:rPr>
+          <w:rFonts w:ascii="Segoe UI" w:hAnsi="Segoe UI" w:cs="Segoe UI"/>
+          <w:color w:val="404040"/>
+          <w:lang w:val="en-US"/>
+        </w:rPr>
+        <w:t>:</w:t>
       </w:r>
     </w:p>
-    <w:p/>
+    <w:p>
+      <w:pPr>
+        <w:pStyle w:val="NormalWeb"/>
+        <w:spacing w:before="0" w:beforeAutospacing="0" w:after="0" w:afterAutospacing="0"/>
+        <w:ind w:left="1440"/>
+        <w:rPr>
+          <w:rFonts w:ascii="Segoe UI" w:hAnsi="Segoe UI" w:cs="Segoe UI"/>
+          <w:color w:val="404040"/>
+          <w:lang w:val="en-US"/>
+        </w:rPr>
+      </w:pPr>
+      <w:r>
+        <w:rPr>
+          <w:rStyle w:val="lev"/>
+          <w:rFonts w:ascii="Segoe UI" w:eastAsiaTheme="majorEastAsia" w:hAnsi="Segoe UI" w:cs="Segoe UI"/>
+          <w:color w:val="404040"/>
+          <w:lang w:val="en-US"/>
+        </w:rPr>
+        <w:t>Target</w:t>
+      </w:r>
+      <w:r>
+        <w:rPr>
+          <w:rStyle w:val="lev"/>
+          <w:rFonts w:ascii="Segoe UI" w:eastAsiaTheme="majorEastAsia" w:hAnsi="Segoe UI" w:cs="Segoe UI"/>
+          <w:color w:val="404040"/>
+          <w:lang w:val="en-US"/>
+        </w:rPr>
+        <w:t xml:space="preserve"> 2025</w:t>
+      </w:r>
+      <w:r>
+        <w:rPr>
+          <w:rFonts w:ascii="Segoe UI" w:hAnsi="Segoe UI" w:cs="Segoe UI"/>
+          <w:color w:val="404040"/>
+          <w:lang w:val="en-US"/>
+        </w:rPr>
+        <w:t>: €8,3</w:t>
+      </w:r>
+      <w:r>
+        <w:rPr>
+          <w:rFonts w:ascii="Segoe UI" w:hAnsi="Segoe UI" w:cs="Segoe UI"/>
+          <w:color w:val="404040"/>
+          <w:lang w:val="en-US"/>
+        </w:rPr>
+        <w:t>00</w:t>
+      </w:r>
+      <w:r>
+        <w:rPr>
+          <w:rFonts w:ascii="Segoe UI" w:hAnsi="Segoe UI" w:cs="Segoe UI"/>
+          <w:color w:val="404040"/>
+          <w:lang w:val="en-US"/>
+        </w:rPr>
+        <w:t>k by incentivizing eco-driving practices.</w:t>
+      </w:r>
+    </w:p>
+    <w:p>
+      <w:pPr>
+        <w:pStyle w:val="NormalWeb"/>
+        <w:numPr>
+          <w:ilvl w:val="1"/>
+          <w:numId w:val="24"/>
+        </w:numPr>
+        <w:spacing w:before="0" w:beforeAutospacing="0" w:after="0" w:afterAutospacing="0"/>
+        <w:rPr>
+          <w:rFonts w:ascii="Segoe UI" w:hAnsi="Segoe UI" w:cs="Segoe UI"/>
+          <w:color w:val="404040"/>
+          <w:lang w:val="en-US"/>
+        </w:rPr>
+      </w:pPr>
+      <w:r>
+        <w:rPr>
+          <w:rStyle w:val="lev"/>
+          <w:rFonts w:ascii="Segoe UI" w:eastAsiaTheme="majorEastAsia" w:hAnsi="Segoe UI" w:cs="Segoe UI"/>
+          <w:color w:val="404040"/>
+          <w:lang w:val="en-US"/>
+        </w:rPr>
+        <w:t>Workplace Accident Costs</w:t>
+      </w:r>
+      <w:r>
+        <w:rPr>
+          <w:rFonts w:ascii="Segoe UI" w:hAnsi="Segoe UI" w:cs="Segoe UI"/>
+          <w:color w:val="404040"/>
+          <w:lang w:val="en-US"/>
+        </w:rPr>
+        <w:t>:</w:t>
+      </w:r>
+    </w:p>
+    <w:p>
+      <w:pPr>
+        <w:pStyle w:val="NormalWeb"/>
+        <w:spacing w:before="0" w:beforeAutospacing="0" w:after="0" w:afterAutospacing="0"/>
+        <w:ind w:left="1440"/>
+        <w:rPr>
+          <w:rFonts w:ascii="Segoe UI" w:hAnsi="Segoe UI" w:cs="Segoe UI"/>
+          <w:color w:val="404040"/>
+          <w:lang w:val="en-US"/>
+        </w:rPr>
+      </w:pPr>
+      <w:r>
+        <w:rPr>
+          <w:rStyle w:val="lev"/>
+          <w:rFonts w:ascii="Segoe UI" w:eastAsiaTheme="majorEastAsia" w:hAnsi="Segoe UI" w:cs="Segoe UI"/>
+          <w:color w:val="404040"/>
+          <w:lang w:val="en-US"/>
+        </w:rPr>
+        <w:t>Target</w:t>
+      </w:r>
+      <w:r>
+        <w:rPr>
+          <w:rStyle w:val="lev"/>
+          <w:rFonts w:ascii="Segoe UI" w:eastAsiaTheme="majorEastAsia" w:hAnsi="Segoe UI" w:cs="Segoe UI"/>
+          <w:color w:val="404040"/>
+          <w:lang w:val="en-US"/>
+        </w:rPr>
+        <w:t xml:space="preserve"> 2025</w:t>
+      </w:r>
+      <w:r>
+        <w:rPr>
+          <w:rFonts w:ascii="Segoe UI" w:hAnsi="Segoe UI" w:cs="Segoe UI"/>
+          <w:color w:val="404040"/>
+          <w:lang w:val="en-US"/>
+        </w:rPr>
+        <w:t>: €6,80</w:t>
+      </w:r>
+      <w:r>
+        <w:rPr>
+          <w:rFonts w:ascii="Segoe UI" w:hAnsi="Segoe UI" w:cs="Segoe UI"/>
+          <w:color w:val="404040"/>
+          <w:lang w:val="en-US"/>
+        </w:rPr>
+        <w:t>0</w:t>
+      </w:r>
+      <w:r>
+        <w:rPr>
+          <w:rFonts w:ascii="Segoe UI" w:hAnsi="Segoe UI" w:cs="Segoe UI"/>
+          <w:color w:val="404040"/>
+          <w:lang w:val="en-US"/>
+        </w:rPr>
+        <w:t>k with mandatory safety workshops.</w:t>
+      </w:r>
+    </w:p>
+    <w:p>
+      <w:pPr>
+        <w:rPr>
+          <w:lang w:val="en-US"/>
+        </w:rPr>
+      </w:pPr>
+    </w:p>
     <w:sectPr>
       <w:pgSz w:w="11906" w:h="16838"/>
       <w:pgMar w:top="1417" w:right="1417" w:bottom="1417" w:left="1417" w:header="708" w:footer="708" w:gutter="0"/>
@@ -987,6 +1038,155 @@
 <file path=word/numbering.xml><?xml version="1.0" encoding="utf-8"?>
 <w:numbering xmlns:wpc="http://schemas.microsoft.com/office/word/2010/wordprocessingCanvas" xmlns:cx="http://schemas.microsoft.com/office/drawing/2014/chartex" xmlns:cx1="http://schemas.microsoft.com/office/drawing/2015/9/8/chartex" xmlns:cx2="http://schemas.microsoft.com/office/drawing/2015/10/21/chartex" xmlns:cx3="http://schemas.microsoft.com/office/drawing/2016/5/9/chartex" xmlns:cx4="http://schemas.microsoft.com/office/drawing/2016/5/10/chartex" xmlns:cx5="http://schemas.microsoft.com/office/drawing/2016/5/11/chartex" xmlns:cx6="http://schemas.microsoft.com/office/drawing/2016/5/12/chartex" xmlns:cx7="http://schemas.microsoft.com/office/drawing/2016/5/13/chartex" xmlns:cx8="http://schemas.microsoft.com/office/drawing/2016/5/14/chartex" xmlns:mc="http://schemas.openxmlformats.org/markup-compatibility/2006" xmlns:aink="http://schemas.microsoft.com/office/drawing/2016/ink" xmlns:am3d="http://schemas.microsoft.com/office/drawing/2017/model3d" xmlns:o="urn:schemas-microsoft-com:office:office" xmlns:oel="http://schemas.microsoft.com/office/2019/extlst" xmlns:r="http://schemas.openxmlformats.org/officeDocument/2006/relationships" xmlns:m="http://schemas.openxmlformats.org/officeDocument/2006/math" xmlns:v="urn:schemas-microsoft-com:vml" xmlns:wp14="http://schemas.microsoft.com/office/word/2010/wordprocessingDrawing" xmlns:wp="http://schemas.openxmlformats.org/drawingml/2006/wordprocessingDrawing" xmlns:w10="urn:schemas-microsoft-com:office:word" xmlns:w="http://schemas.openxmlformats.org/wordprocessingml/2006/main" xmlns:w14="http://schemas.microsoft.com/office/word/2010/wordml" xmlns:w15="http://schemas.microsoft.com/office/word/2012/wordml" xmlns:w16cex="http://schemas.microsoft.com/office/word/2018/wordml/cex" xmlns:w16cid="http://schemas.microsoft.com/office/word/2016/wordml/cid" xmlns:w16="http://schemas.microsoft.com/office/word/2018/wordml" xmlns:w16du="http://schemas.microsoft.com/office/word/2023/wordml/word16du" xmlns:w16sdtdh="http://schemas.microsoft.com/office/word/2020/wordml/sdtdatahash" xmlns:w16sdtfl="http://schemas.microsoft.com/office/word/2024/wordml/sdtformatlock" xmlns:w16se="http://schemas.microsoft.com/office/word/2015/wordml/symex" xmlns:wpg="http://schemas.microsoft.com/office/word/2010/wordprocessingGroup" xmlns:wpi="http://schemas.microsoft.com/office/word/2010/wordprocessingInk" xmlns:wne="http://schemas.microsoft.com/office/word/2006/wordml" xmlns:wps="http://schemas.microsoft.com/office/word/2010/wordprocessingShape" mc:Ignorable="w14 w15 w16se w16cid w16 w16cex w16sdtdh w16sdtfl w16du wp14">
   <w:abstractNum w:abstractNumId="0" w15:restartNumberingAfterBreak="0">
+    <w:nsid w:val="022A21BB"/>
+    <w:multiLevelType w:val="multilevel"/>
+    <w:tmpl w:val="66C4FA96"/>
+    <w:lvl w:ilvl="0">
+      <w:start w:val="1"/>
+      <w:numFmt w:val="bullet"/>
+      <w:lvlText w:val=""/>
+      <w:lvlJc w:val="left"/>
+      <w:pPr>
+        <w:tabs>
+          <w:tab w:val="num" w:pos="720"/>
+        </w:tabs>
+        <w:ind w:left="720" w:hanging="360"/>
+      </w:pPr>
+      <w:rPr>
+        <w:rFonts w:ascii="Symbol" w:hAnsi="Symbol" w:hint="default"/>
+        <w:sz w:val="20"/>
+      </w:rPr>
+    </w:lvl>
+    <w:lvl w:ilvl="1" w:tentative="1">
+      <w:start w:val="1"/>
+      <w:numFmt w:val="bullet"/>
+      <w:lvlText w:val="o"/>
+      <w:lvlJc w:val="left"/>
+      <w:pPr>
+        <w:tabs>
+          <w:tab w:val="num" w:pos="1440"/>
+        </w:tabs>
+        <w:ind w:left="1440" w:hanging="360"/>
+      </w:pPr>
+      <w:rPr>
+        <w:rFonts w:ascii="Courier New" w:hAnsi="Courier New" w:hint="default"/>
+        <w:sz w:val="20"/>
+      </w:rPr>
+    </w:lvl>
+    <w:lvl w:ilvl="2" w:tentative="1">
+      <w:start w:val="1"/>
+      <w:numFmt w:val="bullet"/>
+      <w:lvlText w:val=""/>
+      <w:lvlJc w:val="left"/>
+      <w:pPr>
+        <w:tabs>
+          <w:tab w:val="num" w:pos="2160"/>
+        </w:tabs>
+        <w:ind w:left="2160" w:hanging="360"/>
+      </w:pPr>
+      <w:rPr>
+        <w:rFonts w:ascii="Wingdings" w:hAnsi="Wingdings" w:hint="default"/>
+        <w:sz w:val="20"/>
+      </w:rPr>
+    </w:lvl>
+    <w:lvl w:ilvl="3" w:tentative="1">
+      <w:start w:val="1"/>
+      <w:numFmt w:val="bullet"/>
+      <w:lvlText w:val=""/>
+      <w:lvlJc w:val="left"/>
+      <w:pPr>
+        <w:tabs>
+          <w:tab w:val="num" w:pos="2880"/>
+        </w:tabs>
+        <w:ind w:left="2880" w:hanging="360"/>
+      </w:pPr>
+      <w:rPr>
+        <w:rFonts w:ascii="Wingdings" w:hAnsi="Wingdings" w:hint="default"/>
+        <w:sz w:val="20"/>
+      </w:rPr>
+    </w:lvl>
+    <w:lvl w:ilvl="4" w:tentative="1">
+      <w:start w:val="1"/>
+      <w:numFmt w:val="bullet"/>
+      <w:lvlText w:val=""/>
+      <w:lvlJc w:val="left"/>
+      <w:pPr>
+        <w:tabs>
+          <w:tab w:val="num" w:pos="3600"/>
+        </w:tabs>
+        <w:ind w:left="3600" w:hanging="360"/>
+      </w:pPr>
+      <w:rPr>
+        <w:rFonts w:ascii="Wingdings" w:hAnsi="Wingdings" w:hint="default"/>
+        <w:sz w:val="20"/>
+      </w:rPr>
+    </w:lvl>
+    <w:lvl w:ilvl="5" w:tentative="1">
+      <w:start w:val="1"/>
+      <w:numFmt w:val="bullet"/>
+      <w:lvlText w:val=""/>
+      <w:lvlJc w:val="left"/>
+      <w:pPr>
+        <w:tabs>
+          <w:tab w:val="num" w:pos="4320"/>
+        </w:tabs>
+        <w:ind w:left="4320" w:hanging="360"/>
+      </w:pPr>
+      <w:rPr>
+        <w:rFonts w:ascii="Wingdings" w:hAnsi="Wingdings" w:hint="default"/>
+        <w:sz w:val="20"/>
+      </w:rPr>
+    </w:lvl>
+    <w:lvl w:ilvl="6" w:tentative="1">
+      <w:start w:val="1"/>
+      <w:numFmt w:val="bullet"/>
+      <w:lvlText w:val=""/>
+      <w:lvlJc w:val="left"/>
+      <w:pPr>
+        <w:tabs>
+          <w:tab w:val="num" w:pos="5040"/>
+        </w:tabs>
+        <w:ind w:left="5040" w:hanging="360"/>
+      </w:pPr>
+      <w:rPr>
+        <w:rFonts w:ascii="Wingdings" w:hAnsi="Wingdings" w:hint="default"/>
+        <w:sz w:val="20"/>
+      </w:rPr>
+    </w:lvl>
+    <w:lvl w:ilvl="7" w:tentative="1">
+      <w:start w:val="1"/>
+      <w:numFmt w:val="bullet"/>
+      <w:lvlText w:val=""/>
+      <w:lvlJc w:val="left"/>
+      <w:pPr>
+        <w:tabs>
+          <w:tab w:val="num" w:pos="5760"/>
+        </w:tabs>
+        <w:ind w:left="5760" w:hanging="360"/>
+      </w:pPr>
+      <w:rPr>
+        <w:rFonts w:ascii="Wingdings" w:hAnsi="Wingdings" w:hint="default"/>
+        <w:sz w:val="20"/>
+      </w:rPr>
+    </w:lvl>
+    <w:lvl w:ilvl="8" w:tentative="1">
+      <w:start w:val="1"/>
+      <w:numFmt w:val="bullet"/>
+      <w:lvlText w:val=""/>
+      <w:lvlJc w:val="left"/>
+      <w:pPr>
+        <w:tabs>
+          <w:tab w:val="num" w:pos="6480"/>
+        </w:tabs>
+        <w:ind w:left="6480" w:hanging="360"/>
+      </w:pPr>
+      <w:rPr>
+        <w:rFonts w:ascii="Wingdings" w:hAnsi="Wingdings" w:hint="default"/>
+        <w:sz w:val="20"/>
+      </w:rPr>
+    </w:lvl>
+  </w:abstractNum>
+  <w:abstractNum w:abstractNumId="1" w15:restartNumberingAfterBreak="0">
     <w:nsid w:val="0258218C"/>
     <w:multiLevelType w:val="multilevel"/>
     <w:tmpl w:val="6618144C"/>
@@ -1135,7 +1335,7 @@
       </w:rPr>
     </w:lvl>
   </w:abstractNum>
-  <w:abstractNum w:abstractNumId="1" w15:restartNumberingAfterBreak="0">
+  <w:abstractNum w:abstractNumId="2" w15:restartNumberingAfterBreak="0">
     <w:nsid w:val="05F773CE"/>
     <w:multiLevelType w:val="multilevel"/>
     <w:tmpl w:val="F21A56EC"/>
@@ -1284,7 +1484,156 @@
       </w:rPr>
     </w:lvl>
   </w:abstractNum>
-  <w:abstractNum w:abstractNumId="2" w15:restartNumberingAfterBreak="0">
+  <w:abstractNum w:abstractNumId="3" w15:restartNumberingAfterBreak="0">
+    <w:nsid w:val="0D42592A"/>
+    <w:multiLevelType w:val="multilevel"/>
+    <w:tmpl w:val="E4EA7C06"/>
+    <w:lvl w:ilvl="0">
+      <w:start w:val="1"/>
+      <w:numFmt w:val="bullet"/>
+      <w:lvlText w:val=""/>
+      <w:lvlJc w:val="left"/>
+      <w:pPr>
+        <w:tabs>
+          <w:tab w:val="num" w:pos="720"/>
+        </w:tabs>
+        <w:ind w:left="720" w:hanging="360"/>
+      </w:pPr>
+      <w:rPr>
+        <w:rFonts w:ascii="Symbol" w:hAnsi="Symbol" w:hint="default"/>
+        <w:sz w:val="20"/>
+      </w:rPr>
+    </w:lvl>
+    <w:lvl w:ilvl="1">
+      <w:start w:val="1"/>
+      <w:numFmt w:val="bullet"/>
+      <w:lvlText w:val="o"/>
+      <w:lvlJc w:val="left"/>
+      <w:pPr>
+        <w:tabs>
+          <w:tab w:val="num" w:pos="1440"/>
+        </w:tabs>
+        <w:ind w:left="1440" w:hanging="360"/>
+      </w:pPr>
+      <w:rPr>
+        <w:rFonts w:ascii="Courier New" w:hAnsi="Courier New" w:hint="default"/>
+        <w:sz w:val="20"/>
+      </w:rPr>
+    </w:lvl>
+    <w:lvl w:ilvl="2" w:tentative="1">
+      <w:start w:val="1"/>
+      <w:numFmt w:val="bullet"/>
+      <w:lvlText w:val=""/>
+      <w:lvlJc w:val="left"/>
+      <w:pPr>
+        <w:tabs>
+          <w:tab w:val="num" w:pos="2160"/>
+        </w:tabs>
+        <w:ind w:left="2160" w:hanging="360"/>
+      </w:pPr>
+      <w:rPr>
+        <w:rFonts w:ascii="Wingdings" w:hAnsi="Wingdings" w:hint="default"/>
+        <w:sz w:val="20"/>
+      </w:rPr>
+    </w:lvl>
+    <w:lvl w:ilvl="3" w:tentative="1">
+      <w:start w:val="1"/>
+      <w:numFmt w:val="bullet"/>
+      <w:lvlText w:val=""/>
+      <w:lvlJc w:val="left"/>
+      <w:pPr>
+        <w:tabs>
+          <w:tab w:val="num" w:pos="2880"/>
+        </w:tabs>
+        <w:ind w:left="2880" w:hanging="360"/>
+      </w:pPr>
+      <w:rPr>
+        <w:rFonts w:ascii="Wingdings" w:hAnsi="Wingdings" w:hint="default"/>
+        <w:sz w:val="20"/>
+      </w:rPr>
+    </w:lvl>
+    <w:lvl w:ilvl="4" w:tentative="1">
+      <w:start w:val="1"/>
+      <w:numFmt w:val="bullet"/>
+      <w:lvlText w:val=""/>
+      <w:lvlJc w:val="left"/>
+      <w:pPr>
+        <w:tabs>
+          <w:tab w:val="num" w:pos="3600"/>
+        </w:tabs>
+        <w:ind w:left="3600" w:hanging="360"/>
+      </w:pPr>
+      <w:rPr>
+        <w:rFonts w:ascii="Wingdings" w:hAnsi="Wingdings" w:hint="default"/>
+        <w:sz w:val="20"/>
+      </w:rPr>
+    </w:lvl>
+    <w:lvl w:ilvl="5" w:tentative="1">
+      <w:start w:val="1"/>
+      <w:numFmt w:val="bullet"/>
+      <w:lvlText w:val=""/>
+      <w:lvlJc w:val="left"/>
+      <w:pPr>
+        <w:tabs>
+          <w:tab w:val="num" w:pos="4320"/>
+        </w:tabs>
+        <w:ind w:left="4320" w:hanging="360"/>
+      </w:pPr>
+      <w:rPr>
+        <w:rFonts w:ascii="Wingdings" w:hAnsi="Wingdings" w:hint="default"/>
+        <w:sz w:val="20"/>
+      </w:rPr>
+    </w:lvl>
+    <w:lvl w:ilvl="6" w:tentative="1">
+      <w:start w:val="1"/>
+      <w:numFmt w:val="bullet"/>
+      <w:lvlText w:val=""/>
+      <w:lvlJc w:val="left"/>
+      <w:pPr>
+        <w:tabs>
+          <w:tab w:val="num" w:pos="5040"/>
+        </w:tabs>
+        <w:ind w:left="5040" w:hanging="360"/>
+      </w:pPr>
+      <w:rPr>
+        <w:rFonts w:ascii="Wingdings" w:hAnsi="Wingdings" w:hint="default"/>
+        <w:sz w:val="20"/>
+      </w:rPr>
+    </w:lvl>
+    <w:lvl w:ilvl="7" w:tentative="1">
+      <w:start w:val="1"/>
+      <w:numFmt w:val="bullet"/>
+      <w:lvlText w:val=""/>
+      <w:lvlJc w:val="left"/>
+      <w:pPr>
+        <w:tabs>
+          <w:tab w:val="num" w:pos="5760"/>
+        </w:tabs>
+        <w:ind w:left="5760" w:hanging="360"/>
+      </w:pPr>
+      <w:rPr>
+        <w:rFonts w:ascii="Wingdings" w:hAnsi="Wingdings" w:hint="default"/>
+        <w:sz w:val="20"/>
+      </w:rPr>
+    </w:lvl>
+    <w:lvl w:ilvl="8" w:tentative="1">
+      <w:start w:val="1"/>
+      <w:numFmt w:val="bullet"/>
+      <w:lvlText w:val=""/>
+      <w:lvlJc w:val="left"/>
+      <w:pPr>
+        <w:tabs>
+          <w:tab w:val="num" w:pos="6480"/>
+        </w:tabs>
+        <w:ind w:left="6480" w:hanging="360"/>
+      </w:pPr>
+      <w:rPr>
+        <w:rFonts w:ascii="Wingdings" w:hAnsi="Wingdings" w:hint="default"/>
+        <w:sz w:val="20"/>
+      </w:rPr>
+    </w:lvl>
+  </w:abstractNum>
+  <w:abstractNum w:abstractNumId="4" w15:restartNumberingAfterBreak="0">
     <w:nsid w:val="166F6847"/>
     <w:multiLevelType w:val="multilevel"/>
     <w:tmpl w:val="7EFE45BE"/>
@@ -1433,7 +1782,7 @@
       </w:rPr>
     </w:lvl>
   </w:abstractNum>
-  <w:abstractNum w:abstractNumId="3" w15:restartNumberingAfterBreak="0">
+  <w:abstractNum w:abstractNumId="5" w15:restartNumberingAfterBreak="0">
     <w:nsid w:val="1E5260E5"/>
     <w:multiLevelType w:val="multilevel"/>
     <w:tmpl w:val="F9B0A122"/>
@@ -1546,7 +1895,7 @@
       </w:pPr>
     </w:lvl>
   </w:abstractNum>
-  <w:abstractNum w:abstractNumId="4" w15:restartNumberingAfterBreak="0">
+  <w:abstractNum w:abstractNumId="6" w15:restartNumberingAfterBreak="0">
     <w:nsid w:val="221071A9"/>
     <w:multiLevelType w:val="multilevel"/>
     <w:tmpl w:val="686EA256"/>
@@ -1695,7 +2044,7 @@
       </w:rPr>
     </w:lvl>
   </w:abstractNum>
-  <w:abstractNum w:abstractNumId="5" w15:restartNumberingAfterBreak="0">
+  <w:abstractNum w:abstractNumId="7" w15:restartNumberingAfterBreak="0">
     <w:nsid w:val="29525BF4"/>
     <w:multiLevelType w:val="multilevel"/>
     <w:tmpl w:val="CA92E318"/>
@@ -1844,7 +2193,7 @@
       </w:rPr>
     </w:lvl>
   </w:abstractNum>
-  <w:abstractNum w:abstractNumId="6" w15:restartNumberingAfterBreak="0">
+  <w:abstractNum w:abstractNumId="8" w15:restartNumberingAfterBreak="0">
     <w:nsid w:val="2971204E"/>
     <w:multiLevelType w:val="multilevel"/>
     <w:tmpl w:val="F2F0916E"/>
@@ -1957,7 +2306,156 @@
       </w:pPr>
     </w:lvl>
   </w:abstractNum>
-  <w:abstractNum w:abstractNumId="7" w15:restartNumberingAfterBreak="0">
+  <w:abstractNum w:abstractNumId="9" w15:restartNumberingAfterBreak="0">
+    <w:nsid w:val="2D07222B"/>
+    <w:multiLevelType w:val="multilevel"/>
+    <w:tmpl w:val="F85A44D0"/>
+    <w:lvl w:ilvl="0">
+      <w:start w:val="1"/>
+      <w:numFmt w:val="bullet"/>
+      <w:lvlText w:val=""/>
+      <w:lvlJc w:val="left"/>
+      <w:pPr>
+        <w:tabs>
+          <w:tab w:val="num" w:pos="720"/>
+        </w:tabs>
+        <w:ind w:left="720" w:hanging="360"/>
+      </w:pPr>
+      <w:rPr>
+        <w:rFonts w:ascii="Symbol" w:hAnsi="Symbol" w:hint="default"/>
+        <w:sz w:val="20"/>
+      </w:rPr>
+    </w:lvl>
+    <w:lvl w:ilvl="1" w:tentative="1">
+      <w:start w:val="1"/>
+      <w:numFmt w:val="bullet"/>
+      <w:lvlText w:val="o"/>
+      <w:lvlJc w:val="left"/>
+      <w:pPr>
+        <w:tabs>
+          <w:tab w:val="num" w:pos="1440"/>
+        </w:tabs>
+        <w:ind w:left="1440" w:hanging="360"/>
+      </w:pPr>
+      <w:rPr>
+        <w:rFonts w:ascii="Courier New" w:hAnsi="Courier New" w:hint="default"/>
+        <w:sz w:val="20"/>
+      </w:rPr>
+    </w:lvl>
+    <w:lvl w:ilvl="2" w:tentative="1">
+      <w:start w:val="1"/>
+      <w:numFmt w:val="bullet"/>
+      <w:lvlText w:val=""/>
+      <w:lvlJc w:val="left"/>
+      <w:pPr>
+        <w:tabs>
+          <w:tab w:val="num" w:pos="2160"/>
+        </w:tabs>
+        <w:ind w:left="2160" w:hanging="360"/>
+      </w:pPr>
+      <w:rPr>
+        <w:rFonts w:ascii="Wingdings" w:hAnsi="Wingdings" w:hint="default"/>
+        <w:sz w:val="20"/>
+      </w:rPr>
+    </w:lvl>
+    <w:lvl w:ilvl="3" w:tentative="1">
+      <w:start w:val="1"/>
+      <w:numFmt w:val="bullet"/>
+      <w:lvlText w:val=""/>
+      <w:lvlJc w:val="left"/>
+      <w:pPr>
+        <w:tabs>
+          <w:tab w:val="num" w:pos="2880"/>
+        </w:tabs>
+        <w:ind w:left="2880" w:hanging="360"/>
+      </w:pPr>
+      <w:rPr>
+        <w:rFonts w:ascii="Wingdings" w:hAnsi="Wingdings" w:hint="default"/>
+        <w:sz w:val="20"/>
+      </w:rPr>
+    </w:lvl>
+    <w:lvl w:ilvl="4" w:tentative="1">
+      <w:start w:val="1"/>
+      <w:numFmt w:val="bullet"/>
+      <w:lvlText w:val=""/>
+      <w:lvlJc w:val="left"/>
+      <w:pPr>
+        <w:tabs>
+          <w:tab w:val="num" w:pos="3600"/>
+        </w:tabs>
+        <w:ind w:left="3600" w:hanging="360"/>
+      </w:pPr>
+      <w:rPr>
+        <w:rFonts w:ascii="Wingdings" w:hAnsi="Wingdings" w:hint="default"/>
+        <w:sz w:val="20"/>
+      </w:rPr>
+    </w:lvl>
+    <w:lvl w:ilvl="5" w:tentative="1">
+      <w:start w:val="1"/>
+      <w:numFmt w:val="bullet"/>
+      <w:lvlText w:val=""/>
+      <w:lvlJc w:val="left"/>
+      <w:pPr>
+        <w:tabs>
+          <w:tab w:val="num" w:pos="4320"/>
+        </w:tabs>
+        <w:ind w:left="4320" w:hanging="360"/>
+      </w:pPr>
+      <w:rPr>
+        <w:rFonts w:ascii="Wingdings" w:hAnsi="Wingdings" w:hint="default"/>
+        <w:sz w:val="20"/>
+      </w:rPr>
+    </w:lvl>
+    <w:lvl w:ilvl="6" w:tentative="1">
+      <w:start w:val="1"/>
+      <w:numFmt w:val="bullet"/>
+      <w:lvlText w:val=""/>
+      <w:lvlJc w:val="left"/>
+      <w:pPr>
+        <w:tabs>
+          <w:tab w:val="num" w:pos="5040"/>
+        </w:tabs>
+        <w:ind w:left="5040" w:hanging="360"/>
+      </w:pPr>
+      <w:rPr>
+        <w:rFonts w:ascii="Wingdings" w:hAnsi="Wingdings" w:hint="default"/>
+        <w:sz w:val="20"/>
+      </w:rPr>
+    </w:lvl>
+    <w:lvl w:ilvl="7" w:tentative="1">
+      <w:start w:val="1"/>
+      <w:numFmt w:val="bullet"/>
+      <w:lvlText w:val=""/>
+      <w:lvlJc w:val="left"/>
+      <w:pPr>
+        <w:tabs>
+          <w:tab w:val="num" w:pos="5760"/>
+        </w:tabs>
+        <w:ind w:left="5760" w:hanging="360"/>
+      </w:pPr>
+      <w:rPr>
+        <w:rFonts w:ascii="Wingdings" w:hAnsi="Wingdings" w:hint="default"/>
+        <w:sz w:val="20"/>
+      </w:rPr>
+    </w:lvl>
+    <w:lvl w:ilvl="8" w:tentative="1">
+      <w:start w:val="1"/>
+      <w:numFmt w:val="bullet"/>
+      <w:lvlText w:val=""/>
+      <w:lvlJc w:val="left"/>
+      <w:pPr>
+        <w:tabs>
+          <w:tab w:val="num" w:pos="6480"/>
+        </w:tabs>
+        <w:ind w:left="6480" w:hanging="360"/>
+      </w:pPr>
+      <w:rPr>
+        <w:rFonts w:ascii="Wingdings" w:hAnsi="Wingdings" w:hint="default"/>
+        <w:sz w:val="20"/>
+      </w:rPr>
+    </w:lvl>
+  </w:abstractNum>
+  <w:abstractNum w:abstractNumId="10" w15:restartNumberingAfterBreak="0">
     <w:nsid w:val="33F86AF2"/>
     <w:multiLevelType w:val="multilevel"/>
     <w:tmpl w:val="2A929F02"/>
@@ -2106,7 +2604,7 @@
       </w:rPr>
     </w:lvl>
   </w:abstractNum>
-  <w:abstractNum w:abstractNumId="8" w15:restartNumberingAfterBreak="0">
+  <w:abstractNum w:abstractNumId="11" w15:restartNumberingAfterBreak="0">
     <w:nsid w:val="35F067E8"/>
     <w:multiLevelType w:val="multilevel"/>
     <w:tmpl w:val="FB1036EC"/>
@@ -2255,7 +2753,7 @@
       </w:rPr>
     </w:lvl>
   </w:abstractNum>
-  <w:abstractNum w:abstractNumId="9" w15:restartNumberingAfterBreak="0">
+  <w:abstractNum w:abstractNumId="12" w15:restartNumberingAfterBreak="0">
     <w:nsid w:val="41785269"/>
     <w:multiLevelType w:val="multilevel"/>
     <w:tmpl w:val="799236E6"/>
@@ -2404,7 +2902,156 @@
       </w:rPr>
     </w:lvl>
   </w:abstractNum>
-  <w:abstractNum w:abstractNumId="10" w15:restartNumberingAfterBreak="0">
+  <w:abstractNum w:abstractNumId="13" w15:restartNumberingAfterBreak="0">
+    <w:nsid w:val="46114CE9"/>
+    <w:multiLevelType w:val="multilevel"/>
+    <w:tmpl w:val="8A626D8C"/>
+    <w:lvl w:ilvl="0">
+      <w:start w:val="1"/>
+      <w:numFmt w:val="bullet"/>
+      <w:lvlText w:val=""/>
+      <w:lvlJc w:val="left"/>
+      <w:pPr>
+        <w:tabs>
+          <w:tab w:val="num" w:pos="720"/>
+        </w:tabs>
+        <w:ind w:left="720" w:hanging="360"/>
+      </w:pPr>
+      <w:rPr>
+        <w:rFonts w:ascii="Symbol" w:hAnsi="Symbol" w:hint="default"/>
+        <w:sz w:val="20"/>
+      </w:rPr>
+    </w:lvl>
+    <w:lvl w:ilvl="1">
+      <w:start w:val="1"/>
+      <w:numFmt w:val="bullet"/>
+      <w:lvlText w:val="o"/>
+      <w:lvlJc w:val="left"/>
+      <w:pPr>
+        <w:tabs>
+          <w:tab w:val="num" w:pos="1440"/>
+        </w:tabs>
+        <w:ind w:left="1440" w:hanging="360"/>
+      </w:pPr>
+      <w:rPr>
+        <w:rFonts w:ascii="Courier New" w:hAnsi="Courier New" w:hint="default"/>
+        <w:sz w:val="20"/>
+      </w:rPr>
+    </w:lvl>
+    <w:lvl w:ilvl="2" w:tentative="1">
+      <w:start w:val="1"/>
+      <w:numFmt w:val="bullet"/>
+      <w:lvlText w:val=""/>
+      <w:lvlJc w:val="left"/>
+      <w:pPr>
+        <w:tabs>
+          <w:tab w:val="num" w:pos="2160"/>
+        </w:tabs>
+        <w:ind w:left="2160" w:hanging="360"/>
+      </w:pPr>
+      <w:rPr>
+        <w:rFonts w:ascii="Wingdings" w:hAnsi="Wingdings" w:hint="default"/>
+        <w:sz w:val="20"/>
+      </w:rPr>
+    </w:lvl>
+    <w:lvl w:ilvl="3" w:tentative="1">
+      <w:start w:val="1"/>
+      <w:numFmt w:val="bullet"/>
+      <w:lvlText w:val=""/>
+      <w:lvlJc w:val="left"/>
+      <w:pPr>
+        <w:tabs>
+          <w:tab w:val="num" w:pos="2880"/>
+        </w:tabs>
+        <w:ind w:left="2880" w:hanging="360"/>
+      </w:pPr>
+      <w:rPr>
+        <w:rFonts w:ascii="Wingdings" w:hAnsi="Wingdings" w:hint="default"/>
+        <w:sz w:val="20"/>
+      </w:rPr>
+    </w:lvl>
+    <w:lvl w:ilvl="4" w:tentative="1">
+      <w:start w:val="1"/>
+      <w:numFmt w:val="bullet"/>
+      <w:lvlText w:val=""/>
+      <w:lvlJc w:val="left"/>
+      <w:pPr>
+        <w:tabs>
+          <w:tab w:val="num" w:pos="3600"/>
+        </w:tabs>
+        <w:ind w:left="3600" w:hanging="360"/>
+      </w:pPr>
+      <w:rPr>
+        <w:rFonts w:ascii="Wingdings" w:hAnsi="Wingdings" w:hint="default"/>
+        <w:sz w:val="20"/>
+      </w:rPr>
+    </w:lvl>
+    <w:lvl w:ilvl="5" w:tentative="1">
+      <w:start w:val="1"/>
+      <w:numFmt w:val="bullet"/>
+      <w:lvlText w:val=""/>
+      <w:lvlJc w:val="left"/>
+      <w:pPr>
+        <w:tabs>
+          <w:tab w:val="num" w:pos="4320"/>
+        </w:tabs>
+        <w:ind w:left="4320" w:hanging="360"/>
+      </w:pPr>
+      <w:rPr>
+        <w:rFonts w:ascii="Wingdings" w:hAnsi="Wingdings" w:hint="default"/>
+        <w:sz w:val="20"/>
+      </w:rPr>
+    </w:lvl>
+    <w:lvl w:ilvl="6" w:tentative="1">
+      <w:start w:val="1"/>
+      <w:numFmt w:val="bullet"/>
+      <w:lvlText w:val=""/>
+      <w:lvlJc w:val="left"/>
+      <w:pPr>
+        <w:tabs>
+          <w:tab w:val="num" w:pos="5040"/>
+        </w:tabs>
+        <w:ind w:left="5040" w:hanging="360"/>
+      </w:pPr>
+      <w:rPr>
+        <w:rFonts w:ascii="Wingdings" w:hAnsi="Wingdings" w:hint="default"/>
+        <w:sz w:val="20"/>
+      </w:rPr>
+    </w:lvl>
+    <w:lvl w:ilvl="7" w:tentative="1">
+      <w:start w:val="1"/>
+      <w:numFmt w:val="bullet"/>
+      <w:lvlText w:val=""/>
+      <w:lvlJc w:val="left"/>
+      <w:pPr>
+        <w:tabs>
+          <w:tab w:val="num" w:pos="5760"/>
+        </w:tabs>
+        <w:ind w:left="5760" w:hanging="360"/>
+      </w:pPr>
+      <w:rPr>
+        <w:rFonts w:ascii="Wingdings" w:hAnsi="Wingdings" w:hint="default"/>
+        <w:sz w:val="20"/>
+      </w:rPr>
+    </w:lvl>
+    <w:lvl w:ilvl="8" w:tentative="1">
+      <w:start w:val="1"/>
+      <w:numFmt w:val="bullet"/>
+      <w:lvlText w:val=""/>
+      <w:lvlJc w:val="left"/>
+      <w:pPr>
+        <w:tabs>
+          <w:tab w:val="num" w:pos="6480"/>
+        </w:tabs>
+        <w:ind w:left="6480" w:hanging="360"/>
+      </w:pPr>
+      <w:rPr>
+        <w:rFonts w:ascii="Wingdings" w:hAnsi="Wingdings" w:hint="default"/>
+        <w:sz w:val="20"/>
+      </w:rPr>
+    </w:lvl>
+  </w:abstractNum>
+  <w:abstractNum w:abstractNumId="14" w15:restartNumberingAfterBreak="0">
     <w:nsid w:val="518D61BA"/>
     <w:multiLevelType w:val="multilevel"/>
     <w:tmpl w:val="CFA6BB4E"/>
@@ -2553,7 +3200,7 @@
       </w:rPr>
     </w:lvl>
   </w:abstractNum>
-  <w:abstractNum w:abstractNumId="11" w15:restartNumberingAfterBreak="0">
+  <w:abstractNum w:abstractNumId="15" w15:restartNumberingAfterBreak="0">
     <w:nsid w:val="533A1897"/>
     <w:multiLevelType w:val="multilevel"/>
     <w:tmpl w:val="3B882B84"/>
@@ -2702,7 +3349,156 @@
       </w:rPr>
     </w:lvl>
   </w:abstractNum>
-  <w:abstractNum w:abstractNumId="12" w15:restartNumberingAfterBreak="0">
+  <w:abstractNum w:abstractNumId="16" w15:restartNumberingAfterBreak="0">
+    <w:nsid w:val="55212D98"/>
+    <w:multiLevelType w:val="multilevel"/>
+    <w:tmpl w:val="9216DC96"/>
+    <w:lvl w:ilvl="0">
+      <w:start w:val="1"/>
+      <w:numFmt w:val="bullet"/>
+      <w:lvlText w:val=""/>
+      <w:lvlJc w:val="left"/>
+      <w:pPr>
+        <w:tabs>
+          <w:tab w:val="num" w:pos="720"/>
+        </w:tabs>
+        <w:ind w:left="720" w:hanging="360"/>
+      </w:pPr>
+      <w:rPr>
+        <w:rFonts w:ascii="Symbol" w:hAnsi="Symbol" w:hint="default"/>
+        <w:sz w:val="20"/>
+      </w:rPr>
+    </w:lvl>
+    <w:lvl w:ilvl="1" w:tentative="1">
+      <w:start w:val="1"/>
+      <w:numFmt w:val="bullet"/>
+      <w:lvlText w:val="o"/>
+      <w:lvlJc w:val="left"/>
+      <w:pPr>
+        <w:tabs>
+          <w:tab w:val="num" w:pos="1440"/>
+        </w:tabs>
+        <w:ind w:left="1440" w:hanging="360"/>
+      </w:pPr>
+      <w:rPr>
+        <w:rFonts w:ascii="Courier New" w:hAnsi="Courier New" w:hint="default"/>
+        <w:sz w:val="20"/>
+      </w:rPr>
+    </w:lvl>
+    <w:lvl w:ilvl="2" w:tentative="1">
+      <w:start w:val="1"/>
+      <w:numFmt w:val="bullet"/>
+      <w:lvlText w:val=""/>
+      <w:lvlJc w:val="left"/>
+      <w:pPr>
+        <w:tabs>
+          <w:tab w:val="num" w:pos="2160"/>
+        </w:tabs>
+        <w:ind w:left="2160" w:hanging="360"/>
+      </w:pPr>
+      <w:rPr>
+        <w:rFonts w:ascii="Wingdings" w:hAnsi="Wingdings" w:hint="default"/>
+        <w:sz w:val="20"/>
+      </w:rPr>
+    </w:lvl>
+    <w:lvl w:ilvl="3" w:tentative="1">
+      <w:start w:val="1"/>
+      <w:numFmt w:val="bullet"/>
+      <w:lvlText w:val=""/>
+      <w:lvlJc w:val="left"/>
+      <w:pPr>
+        <w:tabs>
+          <w:tab w:val="num" w:pos="2880"/>
+        </w:tabs>
+        <w:ind w:left="2880" w:hanging="360"/>
+      </w:pPr>
+      <w:rPr>
+        <w:rFonts w:ascii="Wingdings" w:hAnsi="Wingdings" w:hint="default"/>
+        <w:sz w:val="20"/>
+      </w:rPr>
+    </w:lvl>
+    <w:lvl w:ilvl="4" w:tentative="1">
+      <w:start w:val="1"/>
+      <w:numFmt w:val="bullet"/>
+      <w:lvlText w:val=""/>
+      <w:lvlJc w:val="left"/>
+      <w:pPr>
+        <w:tabs>
+          <w:tab w:val="num" w:pos="3600"/>
+        </w:tabs>
+        <w:ind w:left="3600" w:hanging="360"/>
+      </w:pPr>
+      <w:rPr>
+        <w:rFonts w:ascii="Wingdings" w:hAnsi="Wingdings" w:hint="default"/>
+        <w:sz w:val="20"/>
+      </w:rPr>
+    </w:lvl>
+    <w:lvl w:ilvl="5" w:tentative="1">
+      <w:start w:val="1"/>
+      <w:numFmt w:val="bullet"/>
+      <w:lvlText w:val=""/>
+      <w:lvlJc w:val="left"/>
+      <w:pPr>
+        <w:tabs>
+          <w:tab w:val="num" w:pos="4320"/>
+        </w:tabs>
+        <w:ind w:left="4320" w:hanging="360"/>
+      </w:pPr>
+      <w:rPr>
+        <w:rFonts w:ascii="Wingdings" w:hAnsi="Wingdings" w:hint="default"/>
+        <w:sz w:val="20"/>
+      </w:rPr>
+    </w:lvl>
+    <w:lvl w:ilvl="6" w:tentative="1">
+      <w:start w:val="1"/>
+      <w:numFmt w:val="bullet"/>
+      <w:lvlText w:val=""/>
+      <w:lvlJc w:val="left"/>
+      <w:pPr>
+        <w:tabs>
+          <w:tab w:val="num" w:pos="5040"/>
+        </w:tabs>
+        <w:ind w:left="5040" w:hanging="360"/>
+      </w:pPr>
+      <w:rPr>
+        <w:rFonts w:ascii="Wingdings" w:hAnsi="Wingdings" w:hint="default"/>
+        <w:sz w:val="20"/>
+      </w:rPr>
+    </w:lvl>
+    <w:lvl w:ilvl="7" w:tentative="1">
+      <w:start w:val="1"/>
+      <w:numFmt w:val="bullet"/>
+      <w:lvlText w:val=""/>
+      <w:lvlJc w:val="left"/>
+      <w:pPr>
+        <w:tabs>
+          <w:tab w:val="num" w:pos="5760"/>
+        </w:tabs>
+        <w:ind w:left="5760" w:hanging="360"/>
+      </w:pPr>
+      <w:rPr>
+        <w:rFonts w:ascii="Wingdings" w:hAnsi="Wingdings" w:hint="default"/>
+        <w:sz w:val="20"/>
+      </w:rPr>
+    </w:lvl>
+    <w:lvl w:ilvl="8" w:tentative="1">
+      <w:start w:val="1"/>
+      <w:numFmt w:val="bullet"/>
+      <w:lvlText w:val=""/>
+      <w:lvlJc w:val="left"/>
+      <w:pPr>
+        <w:tabs>
+          <w:tab w:val="num" w:pos="6480"/>
+        </w:tabs>
+        <w:ind w:left="6480" w:hanging="360"/>
+      </w:pPr>
+      <w:rPr>
+        <w:rFonts w:ascii="Wingdings" w:hAnsi="Wingdings" w:hint="default"/>
+        <w:sz w:val="20"/>
+      </w:rPr>
+    </w:lvl>
+  </w:abstractNum>
+  <w:abstractNum w:abstractNumId="17" w15:restartNumberingAfterBreak="0">
     <w:nsid w:val="57F52847"/>
     <w:multiLevelType w:val="multilevel"/>
     <w:tmpl w:val="E126EB80"/>
@@ -2851,7 +3647,7 @@
       </w:rPr>
     </w:lvl>
   </w:abstractNum>
-  <w:abstractNum w:abstractNumId="13" w15:restartNumberingAfterBreak="0">
+  <w:abstractNum w:abstractNumId="18" w15:restartNumberingAfterBreak="0">
     <w:nsid w:val="5ADC03A5"/>
     <w:multiLevelType w:val="multilevel"/>
     <w:tmpl w:val="ED2A185E"/>
@@ -3000,7 +3796,7 @@
       </w:rPr>
     </w:lvl>
   </w:abstractNum>
-  <w:abstractNum w:abstractNumId="14" w15:restartNumberingAfterBreak="0">
+  <w:abstractNum w:abstractNumId="19" w15:restartNumberingAfterBreak="0">
     <w:nsid w:val="60C76D98"/>
     <w:multiLevelType w:val="multilevel"/>
     <w:tmpl w:val="70F296B6"/>
@@ -3149,7 +3945,7 @@
       </w:rPr>
     </w:lvl>
   </w:abstractNum>
-  <w:abstractNum w:abstractNumId="15" w15:restartNumberingAfterBreak="0">
+  <w:abstractNum w:abstractNumId="20" w15:restartNumberingAfterBreak="0">
     <w:nsid w:val="64D47486"/>
     <w:multiLevelType w:val="multilevel"/>
     <w:tmpl w:val="29D4FF4A"/>
@@ -3298,7 +4094,7 @@
       </w:rPr>
     </w:lvl>
   </w:abstractNum>
-  <w:abstractNum w:abstractNumId="16" w15:restartNumberingAfterBreak="0">
+  <w:abstractNum w:abstractNumId="21" w15:restartNumberingAfterBreak="0">
     <w:nsid w:val="66162C26"/>
     <w:multiLevelType w:val="multilevel"/>
     <w:tmpl w:val="E93A0168"/>
@@ -3411,7 +4207,156 @@
       </w:pPr>
     </w:lvl>
   </w:abstractNum>
-  <w:abstractNum w:abstractNumId="17" w15:restartNumberingAfterBreak="0">
+  <w:abstractNum w:abstractNumId="22" w15:restartNumberingAfterBreak="0">
+    <w:nsid w:val="6E573E2A"/>
+    <w:multiLevelType w:val="multilevel"/>
+    <w:tmpl w:val="1AC8D69C"/>
+    <w:lvl w:ilvl="0">
+      <w:start w:val="1"/>
+      <w:numFmt w:val="bullet"/>
+      <w:lvlText w:val=""/>
+      <w:lvlJc w:val="left"/>
+      <w:pPr>
+        <w:tabs>
+          <w:tab w:val="num" w:pos="720"/>
+        </w:tabs>
+        <w:ind w:left="720" w:hanging="360"/>
+      </w:pPr>
+      <w:rPr>
+        <w:rFonts w:ascii="Symbol" w:hAnsi="Symbol" w:hint="default"/>
+        <w:sz w:val="20"/>
+      </w:rPr>
+    </w:lvl>
+    <w:lvl w:ilvl="1" w:tentative="1">
+      <w:start w:val="1"/>
+      <w:numFmt w:val="bullet"/>
+      <w:lvlText w:val="o"/>
+      <w:lvlJc w:val="left"/>
+      <w:pPr>
+        <w:tabs>
+          <w:tab w:val="num" w:pos="1440"/>
+        </w:tabs>
+        <w:ind w:left="1440" w:hanging="360"/>
+      </w:pPr>
+      <w:rPr>
+        <w:rFonts w:ascii="Courier New" w:hAnsi="Courier New" w:hint="default"/>
+        <w:sz w:val="20"/>
+      </w:rPr>
+    </w:lvl>
+    <w:lvl w:ilvl="2" w:tentative="1">
+      <w:start w:val="1"/>
+      <w:numFmt w:val="bullet"/>
+      <w:lvlText w:val=""/>
+      <w:lvlJc w:val="left"/>
+      <w:pPr>
+        <w:tabs>
+          <w:tab w:val="num" w:pos="2160"/>
+        </w:tabs>
+        <w:ind w:left="2160" w:hanging="360"/>
+      </w:pPr>
+      <w:rPr>
+        <w:rFonts w:ascii="Wingdings" w:hAnsi="Wingdings" w:hint="default"/>
+        <w:sz w:val="20"/>
+      </w:rPr>
+    </w:lvl>
+    <w:lvl w:ilvl="3" w:tentative="1">
+      <w:start w:val="1"/>
+      <w:numFmt w:val="bullet"/>
+      <w:lvlText w:val=""/>
+      <w:lvlJc w:val="left"/>
+      <w:pPr>
+        <w:tabs>
+          <w:tab w:val="num" w:pos="2880"/>
+        </w:tabs>
+        <w:ind w:left="2880" w:hanging="360"/>
+      </w:pPr>
+      <w:rPr>
+        <w:rFonts w:ascii="Wingdings" w:hAnsi="Wingdings" w:hint="default"/>
+        <w:sz w:val="20"/>
+      </w:rPr>
+    </w:lvl>
+    <w:lvl w:ilvl="4" w:tentative="1">
+      <w:start w:val="1"/>
+      <w:numFmt w:val="bullet"/>
+      <w:lvlText w:val=""/>
+      <w:lvlJc w:val="left"/>
+      <w:pPr>
+        <w:tabs>
+          <w:tab w:val="num" w:pos="3600"/>
+        </w:tabs>
+        <w:ind w:left="3600" w:hanging="360"/>
+      </w:pPr>
+      <w:rPr>
+        <w:rFonts w:ascii="Wingdings" w:hAnsi="Wingdings" w:hint="default"/>
+        <w:sz w:val="20"/>
+      </w:rPr>
+    </w:lvl>
+    <w:lvl w:ilvl="5" w:tentative="1">
+      <w:start w:val="1"/>
+      <w:numFmt w:val="bullet"/>
+      <w:lvlText w:val=""/>
+      <w:lvlJc w:val="left"/>
+      <w:pPr>
+        <w:tabs>
+          <w:tab w:val="num" w:pos="4320"/>
+        </w:tabs>
+        <w:ind w:left="4320" w:hanging="360"/>
+      </w:pPr>
+      <w:rPr>
+        <w:rFonts w:ascii="Wingdings" w:hAnsi="Wingdings" w:hint="default"/>
+        <w:sz w:val="20"/>
+      </w:rPr>
+    </w:lvl>
+    <w:lvl w:ilvl="6" w:tentative="1">
+      <w:start w:val="1"/>
+      <w:numFmt w:val="bullet"/>
+      <w:lvlText w:val=""/>
+      <w:lvlJc w:val="left"/>
+      <w:pPr>
+        <w:tabs>
+          <w:tab w:val="num" w:pos="5040"/>
+        </w:tabs>
+        <w:ind w:left="5040" w:hanging="360"/>
+      </w:pPr>
+      <w:rPr>
+        <w:rFonts w:ascii="Wingdings" w:hAnsi="Wingdings" w:hint="default"/>
+        <w:sz w:val="20"/>
+      </w:rPr>
+    </w:lvl>
+    <w:lvl w:ilvl="7" w:tentative="1">
+      <w:start w:val="1"/>
+      <w:numFmt w:val="bullet"/>
+      <w:lvlText w:val=""/>
+      <w:lvlJc w:val="left"/>
+      <w:pPr>
+        <w:tabs>
+          <w:tab w:val="num" w:pos="5760"/>
+        </w:tabs>
+        <w:ind w:left="5760" w:hanging="360"/>
+      </w:pPr>
+      <w:rPr>
+        <w:rFonts w:ascii="Wingdings" w:hAnsi="Wingdings" w:hint="default"/>
+        <w:sz w:val="20"/>
+      </w:rPr>
+    </w:lvl>
+    <w:lvl w:ilvl="8" w:tentative="1">
+      <w:start w:val="1"/>
+      <w:numFmt w:val="bullet"/>
+      <w:lvlText w:val=""/>
+      <w:lvlJc w:val="left"/>
+      <w:pPr>
+        <w:tabs>
+          <w:tab w:val="num" w:pos="6480"/>
+        </w:tabs>
+        <w:ind w:left="6480" w:hanging="360"/>
+      </w:pPr>
+      <w:rPr>
+        <w:rFonts w:ascii="Wingdings" w:hAnsi="Wingdings" w:hint="default"/>
+        <w:sz w:val="20"/>
+      </w:rPr>
+    </w:lvl>
+  </w:abstractNum>
+  <w:abstractNum w:abstractNumId="23" w15:restartNumberingAfterBreak="0">
     <w:nsid w:val="7D9B68BD"/>
     <w:multiLevelType w:val="multilevel"/>
     <w:tmpl w:val="C5525EF4"/>
@@ -3561,58 +4506,76 @@
     </w:lvl>
   </w:abstractNum>
   <w:num w:numId="1" w16cid:durableId="532615140">
+    <w:abstractNumId w:val="23"/>
+  </w:num>
+  <w:num w:numId="2" w16cid:durableId="449203293">
+    <w:abstractNumId w:val="19"/>
+  </w:num>
+  <w:num w:numId="3" w16cid:durableId="2050689972">
+    <w:abstractNumId w:val="15"/>
+  </w:num>
+  <w:num w:numId="4" w16cid:durableId="1428816343">
+    <w:abstractNumId w:val="10"/>
+  </w:num>
+  <w:num w:numId="5" w16cid:durableId="1101800869">
+    <w:abstractNumId w:val="11"/>
+  </w:num>
+  <w:num w:numId="6" w16cid:durableId="103161959">
+    <w:abstractNumId w:val="18"/>
+  </w:num>
+  <w:num w:numId="7" w16cid:durableId="678584912">
     <w:abstractNumId w:val="17"/>
   </w:num>
-  <w:num w:numId="2" w16cid:durableId="449203293">
+  <w:num w:numId="8" w16cid:durableId="665400520">
+    <w:abstractNumId w:val="21"/>
+  </w:num>
+  <w:num w:numId="9" w16cid:durableId="125396374">
+    <w:abstractNumId w:val="2"/>
+  </w:num>
+  <w:num w:numId="10" w16cid:durableId="1374890217">
+    <w:abstractNumId w:val="7"/>
+  </w:num>
+  <w:num w:numId="11" w16cid:durableId="1404330949">
+    <w:abstractNumId w:val="12"/>
+  </w:num>
+  <w:num w:numId="12" w16cid:durableId="2981180">
+    <w:abstractNumId w:val="4"/>
+  </w:num>
+  <w:num w:numId="13" w16cid:durableId="237640314">
+    <w:abstractNumId w:val="1"/>
+  </w:num>
+  <w:num w:numId="14" w16cid:durableId="977685853">
+    <w:abstractNumId w:val="20"/>
+  </w:num>
+  <w:num w:numId="15" w16cid:durableId="1780106823">
+    <w:abstractNumId w:val="8"/>
+  </w:num>
+  <w:num w:numId="16" w16cid:durableId="620110523">
     <w:abstractNumId w:val="14"/>
   </w:num>
-  <w:num w:numId="3" w16cid:durableId="2050689972">
-    <w:abstractNumId w:val="11"/>
+  <w:num w:numId="17" w16cid:durableId="741487923">
+    <w:abstractNumId w:val="6"/>
   </w:num>
-  <w:num w:numId="4" w16cid:durableId="1428816343">
-    <w:abstractNumId w:val="7"/>
+  <w:num w:numId="18" w16cid:durableId="542325434">
+    <w:abstractNumId w:val="5"/>
   </w:num>
-  <w:num w:numId="5" w16cid:durableId="1101800869">
-    <w:abstractNumId w:val="8"/>
+  <w:num w:numId="19" w16cid:durableId="994996861">
+    <w:abstractNumId w:val="9"/>
   </w:num>
-  <w:num w:numId="6" w16cid:durableId="103161959">
-    <w:abstractNumId w:val="13"/>
+  <w:num w:numId="20" w16cid:durableId="1811047499">
+    <w:abstractNumId w:val="0"/>
   </w:num>
-  <w:num w:numId="7" w16cid:durableId="678584912">
-    <w:abstractNumId w:val="12"/>
+  <w:num w:numId="21" w16cid:durableId="1320577463">
+    <w:abstractNumId w:val="22"/>
   </w:num>
-  <w:num w:numId="8" w16cid:durableId="665400520">
+  <w:num w:numId="22" w16cid:durableId="174927505">
     <w:abstractNumId w:val="16"/>
   </w:num>
-  <w:num w:numId="9" w16cid:durableId="125396374">
-    <w:abstractNumId w:val="1"/>
+  <w:num w:numId="23" w16cid:durableId="1113864717">
+    <w:abstractNumId w:val="3"/>
   </w:num>
-  <w:num w:numId="10" w16cid:durableId="1374890217">
-    <w:abstractNumId w:val="5"/>
-  </w:num>
-  <w:num w:numId="11" w16cid:durableId="1404330949">
-    <w:abstractNumId w:val="9"/>
-  </w:num>
-  <w:num w:numId="12" w16cid:durableId="2981180">
-    <w:abstractNumId w:val="2"/>
-  </w:num>
-  <w:num w:numId="13" w16cid:durableId="237640314">
-    <w:abstractNumId w:val="0"/>
-  </w:num>
-  <w:num w:numId="14" w16cid:durableId="977685853">
-    <w:abstractNumId w:val="15"/>
-  </w:num>
-  <w:num w:numId="15" w16cid:durableId="1780106823">
-    <w:abstractNumId w:val="6"/>
-  </w:num>
-  <w:num w:numId="16" w16cid:durableId="620110523">
-    <w:abstractNumId w:val="10"/>
-  </w:num>
-  <w:num w:numId="17" w16cid:durableId="741487923">
-    <w:abstractNumId w:val="4"/>
-  </w:num>
-  <w:num w:numId="18" w16cid:durableId="542325434">
-    <w:abstractNumId w:val="3"/>
+  <w:num w:numId="24" w16cid:durableId="2146118931">
+    <w:abstractNumId w:val="13"/>
   </w:num>
 </w:numbering>
 </file>
@@ -4542,6 +5505,34 @@
       <w:spacing w:val="5"/>
     </w:rPr>
   </w:style>
+  <w:style w:type="character" w:styleId="lev">
+    <w:name w:val="Strong"/>
+    <w:basedOn w:val="Policepardfaut"/>
+    <w:uiPriority w:val="22"/>
+    <w:qFormat/>
+    <w:rsid w:val="00FB2D02"/>
+    <w:rPr>
+      <w:b/>
+      <w:bCs/>
+    </w:rPr>
+  </w:style>
+  <w:style w:type="paragraph" w:styleId="NormalWeb">
+    <w:name w:val="Normal (Web)"/>
+    <w:basedOn w:val="Normal"/>
+    <w:uiPriority w:val="99"/>
+    <w:semiHidden/>
+    <w:unhideWhenUsed/>
+    <w:rsid w:val="00FB2D02"/>
+    <w:pPr>
+      <w:spacing w:before="100" w:beforeAutospacing="1" w:after="100" w:afterAutospacing="1" w:line="240" w:lineRule="auto"/>
+    </w:pPr>
+    <w:rPr>
+      <w:rFonts w:ascii="Times New Roman" w:eastAsia="Times New Roman" w:hAnsi="Times New Roman" w:cs="Times New Roman"/>
+      <w:kern w:val="0"/>
+      <w:lang w:eastAsia="fr-FR"/>
+      <w14:ligatures w14:val="none"/>
+    </w:rPr>
+  </w:style>
 </w:styles>
 </file>
 
